--- a/WebContent/docx/EGFR_18-21外显子基因检测报告模板-武汉平安好医.docx
+++ b/WebContent/docx/EGFR_18-21外显子基因检测报告模板-武汉平安好医.docx
@@ -3382,6 +3382,133 @@
             </w:pPr>
             <w:r>
               <w:rPr>
+                <w:sz w:val="28"/>
+              </w:rPr>
+              <mc:AlternateContent>
+                <mc:Choice Requires="wpg">
+                  <w:drawing>
+                    <wp:anchor distT="0" distB="0" distL="114300" distR="114300" simplePos="0" relativeHeight="251665408" behindDoc="0" locked="0" layoutInCell="1" allowOverlap="1">
+                      <wp:simplePos x="0" y="0"/>
+                      <wp:positionH relativeFrom="column">
+                        <wp:posOffset>615315</wp:posOffset>
+                      </wp:positionH>
+                      <wp:positionV relativeFrom="paragraph">
+                        <wp:posOffset>-107950</wp:posOffset>
+                      </wp:positionV>
+                      <wp:extent cx="2672080" cy="414020"/>
+                      <wp:effectExtent l="0" t="0" r="10160" b="12700"/>
+                      <wp:wrapNone/>
+                      <wp:docPr id="9" name="组合 23"/>
+                      <wp:cNvGraphicFramePr/>
+                      <a:graphic xmlns:a="http://schemas.openxmlformats.org/drawingml/2006/main">
+                        <a:graphicData uri="http://schemas.microsoft.com/office/word/2010/wordprocessingGroup">
+                          <wpg:wgp>
+                            <wpg:cNvGrpSpPr/>
+                            <wpg:grpSpPr>
+                              <a:xfrm rot="0">
+                                <a:off x="1450340" y="9823450"/>
+                                <a:ext cx="2672080" cy="414020"/>
+                                <a:chOff x="17862" y="41843"/>
+                                <a:chExt cx="4208" cy="652"/>
+                              </a:xfrm>
+                            </wpg:grpSpPr>
+                            <pic:pic xmlns:pic="http://schemas.openxmlformats.org/drawingml/2006/picture">
+                              <pic:nvPicPr>
+                                <pic:cNvPr id="22" name="图片 59" descr="图片1"/>
+                                <pic:cNvPicPr>
+                                  <a:picLocks noChangeAspect="1"/>
+                                </pic:cNvPicPr>
+                              </pic:nvPicPr>
+                              <pic:blipFill>
+                                <a:blip r:embed="rId8">
+                                  <a:biLevel thresh="50000"/>
+                                </a:blip>
+                                <a:srcRect l="7865" t="11797" r="5322" b="19074"/>
+                                <a:stretch>
+                                  <a:fillRect/>
+                                </a:stretch>
+                              </pic:blipFill>
+                              <pic:spPr>
+                                <a:xfrm>
+                                  <a:off x="17862" y="41869"/>
+                                  <a:ext cx="1468" cy="627"/>
+                                </a:xfrm>
+                                <a:prstGeom prst="rect">
+                                  <a:avLst/>
+                                </a:prstGeom>
+                                <a:noFill/>
+                              </pic:spPr>
+                            </pic:pic>
+                            <pic:pic xmlns:pic="http://schemas.openxmlformats.org/drawingml/2006/picture">
+                              <pic:nvPicPr>
+                                <pic:cNvPr id="21" name="图片 29" descr="IMG_256"/>
+                                <pic:cNvPicPr>
+                                  <a:picLocks noChangeAspect="1"/>
+                                </pic:cNvPicPr>
+                              </pic:nvPicPr>
+                              <pic:blipFill>
+                                <a:blip r:embed="rId9">
+                                  <a:clrChange>
+                                    <a:clrFrom>
+                                      <a:srgbClr val="FFFFFF">
+                                        <a:alpha val="100000"/>
+                                      </a:srgbClr>
+                                    </a:clrFrom>
+                                    <a:clrTo>
+                                      <a:srgbClr val="FFFFFF">
+                                        <a:alpha val="100000"/>
+                                        <a:alpha val="0"/>
+                                      </a:srgbClr>
+                                    </a:clrTo>
+                                  </a:clrChange>
+                                </a:blip>
+                                <a:stretch>
+                                  <a:fillRect/>
+                                </a:stretch>
+                              </pic:blipFill>
+                              <pic:spPr>
+                                <a:xfrm>
+                                  <a:off x="21096" y="41843"/>
+                                  <a:ext cx="975" cy="570"/>
+                                </a:xfrm>
+                                <a:prstGeom prst="rect">
+                                  <a:avLst/>
+                                </a:prstGeom>
+                                <a:noFill/>
+                                <a:ln w="9525">
+                                  <a:noFill/>
+                                </a:ln>
+                              </pic:spPr>
+                            </pic:pic>
+                          </wpg:wgp>
+                        </a:graphicData>
+                      </a:graphic>
+                    </wp:anchor>
+                  </w:drawing>
+                </mc:Choice>
+                <mc:Fallback>
+                  <w:pict>
+                    <v:group id="组合 23" o:spid="_x0000_s1026" o:spt="203" style="position:absolute;left:0pt;margin-left:48.45pt;margin-top:-8.5pt;height:32.6pt;width:210.4pt;z-index:251665408;mso-width-relative:page;mso-height-relative:page;" coordorigin="17862,41843" coordsize="4208,652" o:gfxdata="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">
+                      <o:lock v:ext="edit" aspectratio="f"/>
+                      <v:shape id="图片 59" o:spid="_x0000_s1026" o:spt="75" alt="图片1" type="#_x0000_t75" style="position:absolute;left:17862;top:41869;height:627;width:1468;" filled="f" o:preferrelative="t" stroked="f" coordsize="21600,21600" o:gfxdata="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">
+                        <v:fill on="f" focussize="0,0"/>
+                        <v:stroke on="f"/>
+                        <v:imagedata r:id="rId8" cropleft="5154f" croptop="7731f" cropright="3488f" cropbottom="12500f" grayscale="t" bilevel="t" o:title=""/>
+                        <o:lock v:ext="edit" aspectratio="t"/>
+                      </v:shape>
+                      <v:shape id="图片 29" o:spid="_x0000_s1026" o:spt="75" alt="IMG_256" type="#_x0000_t75" style="position:absolute;left:21096;top:41843;height:570;width:975;" filled="f" o:preferrelative="t" stroked="f" coordsize="21600,21600" o:gfxdata="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">
+                        <v:fill on="f" focussize="0,0"/>
+                        <v:stroke on="f"/>
+                        <v:imagedata r:id="rId9" chromakey="#FFFFFF" o:title=""/>
+                        <o:lock v:ext="edit" aspectratio="t"/>
+                      </v:shape>
+                    </v:group>
+                  </w:pict>
+                </mc:Fallback>
+              </mc:AlternateContent>
+            </w:r>
+            <w:r>
+              <w:rPr>
                 <w:rFonts w:ascii="Times New Roman" w:hAnsi="Times New Roman" w:eastAsia="微软雅黑" w:cs="微软雅黑"/>
                 <w:b/>
                 <w:sz w:val="28"/>
@@ -3579,142 +3706,6 @@
       <w:bookmarkStart w:id="9" w:name="_GoBack"/>
       <w:bookmarkEnd w:id="9"/>
       <w:r>
-        <w:rPr>
-          <w:sz w:val="22"/>
-        </w:rPr>
-        <mc:AlternateContent>
-          <mc:Choice Requires="wpg">
-            <w:drawing>
-              <wp:anchor distT="0" distB="0" distL="114300" distR="114300" simplePos="0" relativeHeight="251665408" behindDoc="0" locked="0" layoutInCell="1" allowOverlap="1">
-                <wp:simplePos x="0" y="0"/>
-                <wp:positionH relativeFrom="column">
-                  <wp:posOffset>739140</wp:posOffset>
-                </wp:positionH>
-                <wp:positionV relativeFrom="paragraph">
-                  <wp:posOffset>2139315</wp:posOffset>
-                </wp:positionV>
-                <wp:extent cx="2673985" cy="453390"/>
-                <wp:effectExtent l="0" t="0" r="8255" b="3810"/>
-                <wp:wrapNone/>
-                <wp:docPr id="4" name="组合 4"/>
-                <wp:cNvGraphicFramePr/>
-                <a:graphic xmlns:a="http://schemas.openxmlformats.org/drawingml/2006/main">
-                  <a:graphicData uri="http://schemas.microsoft.com/office/word/2010/wordprocessingGroup">
-                    <wpg:wgp>
-                      <wpg:cNvGrpSpPr/>
-                      <wpg:grpSpPr>
-                        <a:xfrm>
-                          <a:off x="0" y="0"/>
-                          <a:ext cx="2673985" cy="453390"/>
-                          <a:chOff x="6310" y="32659"/>
-                          <a:chExt cx="4211" cy="714"/>
-                        </a:xfrm>
-                      </wpg:grpSpPr>
-                      <pic:pic xmlns:pic="http://schemas.openxmlformats.org/drawingml/2006/picture">
-                        <pic:nvPicPr>
-                          <pic:cNvPr id="30" name="图片 30" descr="微信图片_20220215110121"/>
-                          <pic:cNvPicPr>
-                            <a:picLocks noChangeAspect="1"/>
-                          </pic:cNvPicPr>
-                        </pic:nvPicPr>
-                        <pic:blipFill>
-                          <a:blip r:embed="rId8">
-                            <a:clrChange>
-                              <a:clrFrom>
-                                <a:srgbClr val="A09D98">
-                                  <a:alpha val="100000"/>
-                                </a:srgbClr>
-                              </a:clrFrom>
-                              <a:clrTo>
-                                <a:srgbClr val="A09D98">
-                                  <a:alpha val="100000"/>
-                                  <a:alpha val="0"/>
-                                </a:srgbClr>
-                              </a:clrTo>
-                            </a:clrChange>
-                            <a:biLevel thresh="50000"/>
-                          </a:blip>
-                          <a:stretch>
-                            <a:fillRect/>
-                          </a:stretch>
-                        </pic:blipFill>
-                        <pic:spPr>
-                          <a:xfrm>
-                            <a:off x="6310" y="32659"/>
-                            <a:ext cx="1234" cy="715"/>
-                          </a:xfrm>
-                          <a:prstGeom prst="rect">
-                            <a:avLst/>
-                          </a:prstGeom>
-                        </pic:spPr>
-                      </pic:pic>
-                      <pic:pic xmlns:pic="http://schemas.openxmlformats.org/drawingml/2006/picture">
-                        <pic:nvPicPr>
-                          <pic:cNvPr id="56" name="图片 34" descr="晓敏"/>
-                          <pic:cNvPicPr>
-                            <a:picLocks noChangeAspect="1"/>
-                          </pic:cNvPicPr>
-                        </pic:nvPicPr>
-                        <pic:blipFill>
-                          <a:blip r:embed="rId9">
-                            <a:clrChange>
-                              <a:clrFrom>
-                                <a:srgbClr val="949FA1"/>
-                              </a:clrFrom>
-                              <a:clrTo>
-                                <a:srgbClr val="949FA1">
-                                  <a:alpha val="0"/>
-                                </a:srgbClr>
-                              </a:clrTo>
-                            </a:clrChange>
-                          </a:blip>
-                          <a:srcRect l="34062" t="26445" r="34097" b="9325"/>
-                          <a:stretch>
-                            <a:fillRect/>
-                          </a:stretch>
-                        </pic:blipFill>
-                        <pic:spPr>
-                          <a:xfrm rot="16200000">
-                            <a:off x="9504" y="32262"/>
-                            <a:ext cx="560" cy="1475"/>
-                          </a:xfrm>
-                          <a:prstGeom prst="rect">
-                            <a:avLst/>
-                          </a:prstGeom>
-                          <a:noFill/>
-                          <a:ln>
-                            <a:noFill/>
-                          </a:ln>
-                        </pic:spPr>
-                      </pic:pic>
-                    </wpg:wgp>
-                  </a:graphicData>
-                </a:graphic>
-              </wp:anchor>
-            </w:drawing>
-          </mc:Choice>
-          <mc:Fallback>
-            <w:pict>
-              <v:group id="_x0000_s1026" o:spid="_x0000_s1026" o:spt="203" style="position:absolute;left:0pt;margin-left:58.2pt;margin-top:168.45pt;height:35.7pt;width:210.55pt;z-index:251665408;mso-width-relative:page;mso-height-relative:page;" coordorigin="6310,32659" coordsize="4211,714" o:gfxdata="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">
-                <o:lock v:ext="edit" aspectratio="f"/>
-                <v:shape id="_x0000_s1026" o:spid="_x0000_s1026" o:spt="75" alt="微信图片_20220215110121" type="#_x0000_t75" style="position:absolute;left:6310;top:32659;height:715;width:1234;" filled="f" o:preferrelative="t" stroked="f" coordsize="21600,21600" o:gfxdata="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">
-                  <v:fill on="f" focussize="0,0"/>
-                  <v:stroke on="f"/>
-                  <v:imagedata r:id="rId8" grayscale="t" bilevel="t" chromakey="#A09D98" o:title=""/>
-                  <o:lock v:ext="edit" aspectratio="t"/>
-                </v:shape>
-                <v:shape id="图片 34" o:spid="_x0000_s1026" o:spt="75" alt="晓敏" type="#_x0000_t75" style="position:absolute;left:9504;top:32262;height:1475;width:560;rotation:-5898240f;" filled="f" o:preferrelative="t" stroked="f" coordsize="21600,21600" o:gfxdata="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">
-                  <v:fill on="f" focussize="0,0"/>
-                  <v:stroke on="f"/>
-                  <v:imagedata r:id="rId9" cropleft="22323f" croptop="17331f" cropright="22346f" cropbottom="6111f" chromakey="#949FA1" o:title=""/>
-                  <o:lock v:ext="edit" aspectratio="t"/>
-                </v:shape>
-              </v:group>
-            </w:pict>
-          </mc:Fallback>
-        </mc:AlternateContent>
-      </w:r>
-      <w:r>
         <w:br w:type="page"/>
       </w:r>
     </w:p>
@@ -3745,14 +3736,14 @@
         </w:rPr>
       </w:pPr>
       <w:bookmarkStart w:id="0" w:name="_Toc22658"/>
-      <w:bookmarkStart w:id="1" w:name="_Toc1707_WPSOffice_Level1"/>
+      <w:bookmarkStart w:id="1" w:name="_Toc13196_WPSOffice_Level1"/>
       <w:bookmarkStart w:id="2" w:name="_Toc2409"/>
-      <w:bookmarkStart w:id="3" w:name="_Toc13196_WPSOffice_Level1"/>
-      <w:bookmarkStart w:id="4" w:name="_Toc28240"/>
+      <w:bookmarkStart w:id="3" w:name="_Toc27302"/>
+      <w:bookmarkStart w:id="4" w:name="_Toc1707_WPSOffice_Level1"/>
       <w:bookmarkStart w:id="5" w:name="_Toc12505"/>
-      <w:bookmarkStart w:id="6" w:name="_Toc27302"/>
-      <w:bookmarkStart w:id="7" w:name="_Toc16594"/>
-      <w:bookmarkStart w:id="8" w:name="_Toc21764_WPSOffice_Level1"/>
+      <w:bookmarkStart w:id="6" w:name="_Toc21764_WPSOffice_Level1"/>
+      <w:bookmarkStart w:id="7" w:name="_Toc28240"/>
+      <w:bookmarkStart w:id="8" w:name="_Toc16594"/>
       <w:r>
         <w:rPr>
           <w:rFonts w:ascii="Times New Roman" w:hAnsi="Times New Roman" w:eastAsia="微软雅黑" w:cs="黑体"/>
@@ -7451,7 +7442,7 @@
     </w:pPr>
     <w:rPr>
       <w:rFonts w:ascii="Times New Roman" w:hAnsi="Times New Roman" w:eastAsia="微软雅黑"/>
-      <w:color w:val="7F7F7F" w:themeColor="background1" w:themeShade="80"/>
+      <w:color w:val="808080" w:themeColor="background1" w:themeShade="80"/>
       <w:sz w:val="28"/>
       <w:szCs w:val="28"/>
     </w:rPr>
@@ -8142,7 +8133,6 @@
 <s:customData xmlns="http://www.wps.cn/officeDocument/2013/wpsCustomData" xmlns:s="http://www.wps.cn/officeDocument/2013/wpsCustomData">
   <customSectProps>
     <customSectPr/>
-    <customSectPr/>
   </customSectProps>
   <customShpExts>
     <customShpInfo spid="_x0000_s1026" textRotate="1"/>

--- a/WebContent/docx/EGFR_18-21外显子基因检测报告模板-武汉平安好医.docx
+++ b/WebContent/docx/EGFR_18-21外显子基因检测报告模板-武汉平安好医.docx
@@ -3382,133 +3382,6 @@
             </w:pPr>
             <w:r>
               <w:rPr>
-                <w:sz w:val="28"/>
-              </w:rPr>
-              <mc:AlternateContent>
-                <mc:Choice Requires="wpg">
-                  <w:drawing>
-                    <wp:anchor distT="0" distB="0" distL="114300" distR="114300" simplePos="0" relativeHeight="251665408" behindDoc="0" locked="0" layoutInCell="1" allowOverlap="1">
-                      <wp:simplePos x="0" y="0"/>
-                      <wp:positionH relativeFrom="column">
-                        <wp:posOffset>615315</wp:posOffset>
-                      </wp:positionH>
-                      <wp:positionV relativeFrom="paragraph">
-                        <wp:posOffset>-107950</wp:posOffset>
-                      </wp:positionV>
-                      <wp:extent cx="2672080" cy="414020"/>
-                      <wp:effectExtent l="0" t="0" r="10160" b="12700"/>
-                      <wp:wrapNone/>
-                      <wp:docPr id="9" name="组合 23"/>
-                      <wp:cNvGraphicFramePr/>
-                      <a:graphic xmlns:a="http://schemas.openxmlformats.org/drawingml/2006/main">
-                        <a:graphicData uri="http://schemas.microsoft.com/office/word/2010/wordprocessingGroup">
-                          <wpg:wgp>
-                            <wpg:cNvGrpSpPr/>
-                            <wpg:grpSpPr>
-                              <a:xfrm rot="0">
-                                <a:off x="1450340" y="9823450"/>
-                                <a:ext cx="2672080" cy="414020"/>
-                                <a:chOff x="17862" y="41843"/>
-                                <a:chExt cx="4208" cy="652"/>
-                              </a:xfrm>
-                            </wpg:grpSpPr>
-                            <pic:pic xmlns:pic="http://schemas.openxmlformats.org/drawingml/2006/picture">
-                              <pic:nvPicPr>
-                                <pic:cNvPr id="22" name="图片 59" descr="图片1"/>
-                                <pic:cNvPicPr>
-                                  <a:picLocks noChangeAspect="1"/>
-                                </pic:cNvPicPr>
-                              </pic:nvPicPr>
-                              <pic:blipFill>
-                                <a:blip r:embed="rId8">
-                                  <a:biLevel thresh="50000"/>
-                                </a:blip>
-                                <a:srcRect l="7865" t="11797" r="5322" b="19074"/>
-                                <a:stretch>
-                                  <a:fillRect/>
-                                </a:stretch>
-                              </pic:blipFill>
-                              <pic:spPr>
-                                <a:xfrm>
-                                  <a:off x="17862" y="41869"/>
-                                  <a:ext cx="1468" cy="627"/>
-                                </a:xfrm>
-                                <a:prstGeom prst="rect">
-                                  <a:avLst/>
-                                </a:prstGeom>
-                                <a:noFill/>
-                              </pic:spPr>
-                            </pic:pic>
-                            <pic:pic xmlns:pic="http://schemas.openxmlformats.org/drawingml/2006/picture">
-                              <pic:nvPicPr>
-                                <pic:cNvPr id="21" name="图片 29" descr="IMG_256"/>
-                                <pic:cNvPicPr>
-                                  <a:picLocks noChangeAspect="1"/>
-                                </pic:cNvPicPr>
-                              </pic:nvPicPr>
-                              <pic:blipFill>
-                                <a:blip r:embed="rId9">
-                                  <a:clrChange>
-                                    <a:clrFrom>
-                                      <a:srgbClr val="FFFFFF">
-                                        <a:alpha val="100000"/>
-                                      </a:srgbClr>
-                                    </a:clrFrom>
-                                    <a:clrTo>
-                                      <a:srgbClr val="FFFFFF">
-                                        <a:alpha val="100000"/>
-                                        <a:alpha val="0"/>
-                                      </a:srgbClr>
-                                    </a:clrTo>
-                                  </a:clrChange>
-                                </a:blip>
-                                <a:stretch>
-                                  <a:fillRect/>
-                                </a:stretch>
-                              </pic:blipFill>
-                              <pic:spPr>
-                                <a:xfrm>
-                                  <a:off x="21096" y="41843"/>
-                                  <a:ext cx="975" cy="570"/>
-                                </a:xfrm>
-                                <a:prstGeom prst="rect">
-                                  <a:avLst/>
-                                </a:prstGeom>
-                                <a:noFill/>
-                                <a:ln w="9525">
-                                  <a:noFill/>
-                                </a:ln>
-                              </pic:spPr>
-                            </pic:pic>
-                          </wpg:wgp>
-                        </a:graphicData>
-                      </a:graphic>
-                    </wp:anchor>
-                  </w:drawing>
-                </mc:Choice>
-                <mc:Fallback>
-                  <w:pict>
-                    <v:group id="组合 23" o:spid="_x0000_s1026" o:spt="203" style="position:absolute;left:0pt;margin-left:48.45pt;margin-top:-8.5pt;height:32.6pt;width:210.4pt;z-index:251665408;mso-width-relative:page;mso-height-relative:page;" coordorigin="17862,41843" coordsize="4208,652" o:gfxdata="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">
-                      <o:lock v:ext="edit" aspectratio="f"/>
-                      <v:shape id="图片 59" o:spid="_x0000_s1026" o:spt="75" alt="图片1" type="#_x0000_t75" style="position:absolute;left:17862;top:41869;height:627;width:1468;" filled="f" o:preferrelative="t" stroked="f" coordsize="21600,21600" o:gfxdata="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">
-                        <v:fill on="f" focussize="0,0"/>
-                        <v:stroke on="f"/>
-                        <v:imagedata r:id="rId8" cropleft="5154f" croptop="7731f" cropright="3488f" cropbottom="12500f" grayscale="t" bilevel="t" o:title=""/>
-                        <o:lock v:ext="edit" aspectratio="t"/>
-                      </v:shape>
-                      <v:shape id="图片 29" o:spid="_x0000_s1026" o:spt="75" alt="IMG_256" type="#_x0000_t75" style="position:absolute;left:21096;top:41843;height:570;width:975;" filled="f" o:preferrelative="t" stroked="f" coordsize="21600,21600" o:gfxdata="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">
-                        <v:fill on="f" focussize="0,0"/>
-                        <v:stroke on="f"/>
-                        <v:imagedata r:id="rId9" chromakey="#FFFFFF" o:title=""/>
-                        <o:lock v:ext="edit" aspectratio="t"/>
-                      </v:shape>
-                    </v:group>
-                  </w:pict>
-                </mc:Fallback>
-              </mc:AlternateContent>
-            </w:r>
-            <w:r>
-              <w:rPr>
                 <w:rFonts w:ascii="Times New Roman" w:hAnsi="Times New Roman" w:eastAsia="微软雅黑" w:cs="微软雅黑"/>
                 <w:b/>
                 <w:sz w:val="28"/>
@@ -3706,6 +3579,142 @@
       <w:bookmarkStart w:id="9" w:name="_GoBack"/>
       <w:bookmarkEnd w:id="9"/>
       <w:r>
+        <w:rPr>
+          <w:sz w:val="22"/>
+        </w:rPr>
+        <mc:AlternateContent>
+          <mc:Choice Requires="wpg">
+            <w:drawing>
+              <wp:anchor distT="0" distB="0" distL="114300" distR="114300" simplePos="0" relativeHeight="251665408" behindDoc="0" locked="0" layoutInCell="1" allowOverlap="1">
+                <wp:simplePos x="0" y="0"/>
+                <wp:positionH relativeFrom="column">
+                  <wp:posOffset>739140</wp:posOffset>
+                </wp:positionH>
+                <wp:positionV relativeFrom="paragraph">
+                  <wp:posOffset>2139315</wp:posOffset>
+                </wp:positionV>
+                <wp:extent cx="2673985" cy="453390"/>
+                <wp:effectExtent l="0" t="0" r="8255" b="3810"/>
+                <wp:wrapNone/>
+                <wp:docPr id="4" name="组合 4"/>
+                <wp:cNvGraphicFramePr/>
+                <a:graphic xmlns:a="http://schemas.openxmlformats.org/drawingml/2006/main">
+                  <a:graphicData uri="http://schemas.microsoft.com/office/word/2010/wordprocessingGroup">
+                    <wpg:wgp>
+                      <wpg:cNvGrpSpPr/>
+                      <wpg:grpSpPr>
+                        <a:xfrm>
+                          <a:off x="0" y="0"/>
+                          <a:ext cx="2673985" cy="453390"/>
+                          <a:chOff x="6310" y="32659"/>
+                          <a:chExt cx="4211" cy="714"/>
+                        </a:xfrm>
+                      </wpg:grpSpPr>
+                      <pic:pic xmlns:pic="http://schemas.openxmlformats.org/drawingml/2006/picture">
+                        <pic:nvPicPr>
+                          <pic:cNvPr id="30" name="图片 30" descr="微信图片_20220215110121"/>
+                          <pic:cNvPicPr>
+                            <a:picLocks noChangeAspect="1"/>
+                          </pic:cNvPicPr>
+                        </pic:nvPicPr>
+                        <pic:blipFill>
+                          <a:blip r:embed="rId8">
+                            <a:clrChange>
+                              <a:clrFrom>
+                                <a:srgbClr val="A09D98">
+                                  <a:alpha val="100000"/>
+                                </a:srgbClr>
+                              </a:clrFrom>
+                              <a:clrTo>
+                                <a:srgbClr val="A09D98">
+                                  <a:alpha val="100000"/>
+                                  <a:alpha val="0"/>
+                                </a:srgbClr>
+                              </a:clrTo>
+                            </a:clrChange>
+                            <a:biLevel thresh="50000"/>
+                          </a:blip>
+                          <a:stretch>
+                            <a:fillRect/>
+                          </a:stretch>
+                        </pic:blipFill>
+                        <pic:spPr>
+                          <a:xfrm>
+                            <a:off x="6310" y="32659"/>
+                            <a:ext cx="1234" cy="715"/>
+                          </a:xfrm>
+                          <a:prstGeom prst="rect">
+                            <a:avLst/>
+                          </a:prstGeom>
+                        </pic:spPr>
+                      </pic:pic>
+                      <pic:pic xmlns:pic="http://schemas.openxmlformats.org/drawingml/2006/picture">
+                        <pic:nvPicPr>
+                          <pic:cNvPr id="56" name="图片 34" descr="晓敏"/>
+                          <pic:cNvPicPr>
+                            <a:picLocks noChangeAspect="1"/>
+                          </pic:cNvPicPr>
+                        </pic:nvPicPr>
+                        <pic:blipFill>
+                          <a:blip r:embed="rId9">
+                            <a:clrChange>
+                              <a:clrFrom>
+                                <a:srgbClr val="949FA1"/>
+                              </a:clrFrom>
+                              <a:clrTo>
+                                <a:srgbClr val="949FA1">
+                                  <a:alpha val="0"/>
+                                </a:srgbClr>
+                              </a:clrTo>
+                            </a:clrChange>
+                          </a:blip>
+                          <a:srcRect l="34062" t="26445" r="34097" b="9325"/>
+                          <a:stretch>
+                            <a:fillRect/>
+                          </a:stretch>
+                        </pic:blipFill>
+                        <pic:spPr>
+                          <a:xfrm rot="16200000">
+                            <a:off x="9504" y="32262"/>
+                            <a:ext cx="560" cy="1475"/>
+                          </a:xfrm>
+                          <a:prstGeom prst="rect">
+                            <a:avLst/>
+                          </a:prstGeom>
+                          <a:noFill/>
+                          <a:ln>
+                            <a:noFill/>
+                          </a:ln>
+                        </pic:spPr>
+                      </pic:pic>
+                    </wpg:wgp>
+                  </a:graphicData>
+                </a:graphic>
+              </wp:anchor>
+            </w:drawing>
+          </mc:Choice>
+          <mc:Fallback>
+            <w:pict>
+              <v:group id="_x0000_s1026" o:spid="_x0000_s1026" o:spt="203" style="position:absolute;left:0pt;margin-left:58.2pt;margin-top:168.45pt;height:35.7pt;width:210.55pt;z-index:251665408;mso-width-relative:page;mso-height-relative:page;" coordorigin="6310,32659" coordsize="4211,714" o:gfxdata="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">
+                <o:lock v:ext="edit" aspectratio="f"/>
+                <v:shape id="_x0000_s1026" o:spid="_x0000_s1026" o:spt="75" alt="微信图片_20220215110121" type="#_x0000_t75" style="position:absolute;left:6310;top:32659;height:715;width:1234;" filled="f" o:preferrelative="t" stroked="f" coordsize="21600,21600" o:gfxdata="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">
+                  <v:fill on="f" focussize="0,0"/>
+                  <v:stroke on="f"/>
+                  <v:imagedata r:id="rId8" grayscale="t" bilevel="t" chromakey="#A09D98" o:title=""/>
+                  <o:lock v:ext="edit" aspectratio="t"/>
+                </v:shape>
+                <v:shape id="图片 34" o:spid="_x0000_s1026" o:spt="75" alt="晓敏" type="#_x0000_t75" style="position:absolute;left:9504;top:32262;height:1475;width:560;rotation:-5898240f;" filled="f" o:preferrelative="t" stroked="f" coordsize="21600,21600" o:gfxdata="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">
+                  <v:fill on="f" focussize="0,0"/>
+                  <v:stroke on="f"/>
+                  <v:imagedata r:id="rId9" cropleft="22323f" croptop="17331f" cropright="22346f" cropbottom="6111f" chromakey="#949FA1" o:title=""/>
+                  <o:lock v:ext="edit" aspectratio="t"/>
+                </v:shape>
+              </v:group>
+            </w:pict>
+          </mc:Fallback>
+        </mc:AlternateContent>
+      </w:r>
+      <w:r>
         <w:br w:type="page"/>
       </w:r>
     </w:p>
@@ -3736,14 +3745,14 @@
         </w:rPr>
       </w:pPr>
       <w:bookmarkStart w:id="0" w:name="_Toc22658"/>
-      <w:bookmarkStart w:id="1" w:name="_Toc13196_WPSOffice_Level1"/>
+      <w:bookmarkStart w:id="1" w:name="_Toc1707_WPSOffice_Level1"/>
       <w:bookmarkStart w:id="2" w:name="_Toc2409"/>
-      <w:bookmarkStart w:id="3" w:name="_Toc27302"/>
-      <w:bookmarkStart w:id="4" w:name="_Toc1707_WPSOffice_Level1"/>
+      <w:bookmarkStart w:id="3" w:name="_Toc13196_WPSOffice_Level1"/>
+      <w:bookmarkStart w:id="4" w:name="_Toc28240"/>
       <w:bookmarkStart w:id="5" w:name="_Toc12505"/>
-      <w:bookmarkStart w:id="6" w:name="_Toc21764_WPSOffice_Level1"/>
-      <w:bookmarkStart w:id="7" w:name="_Toc28240"/>
-      <w:bookmarkStart w:id="8" w:name="_Toc16594"/>
+      <w:bookmarkStart w:id="6" w:name="_Toc27302"/>
+      <w:bookmarkStart w:id="7" w:name="_Toc16594"/>
+      <w:bookmarkStart w:id="8" w:name="_Toc21764_WPSOffice_Level1"/>
       <w:r>
         <w:rPr>
           <w:rFonts w:ascii="Times New Roman" w:hAnsi="Times New Roman" w:eastAsia="微软雅黑" w:cs="黑体"/>
@@ -7442,7 +7451,7 @@
     </w:pPr>
     <w:rPr>
       <w:rFonts w:ascii="Times New Roman" w:hAnsi="Times New Roman" w:eastAsia="微软雅黑"/>
-      <w:color w:val="808080" w:themeColor="background1" w:themeShade="80"/>
+      <w:color w:val="7F7F7F" w:themeColor="background1" w:themeShade="80"/>
       <w:sz w:val="28"/>
       <w:szCs w:val="28"/>
     </w:rPr>
@@ -8133,6 +8142,7 @@
 <s:customData xmlns="http://www.wps.cn/officeDocument/2013/wpsCustomData" xmlns:s="http://www.wps.cn/officeDocument/2013/wpsCustomData">
   <customSectProps>
     <customSectPr/>
+    <customSectPr/>
   </customSectProps>
   <customShpExts>
     <customShpInfo spid="_x0000_s1026" textRotate="1"/>

--- a/WebContent/docx/EGFR_18-21外显子基因检测报告模板-武汉平安好医.docx
+++ b/WebContent/docx/EGFR_18-21外显子基因检测报告模板-武汉平安好医.docx
@@ -3304,21 +3304,215 @@
         </w:tc>
       </w:tr>
     </w:tbl>
+    <w:p>
+      <w:pPr>
+        <w:rPr>
+          <w:rFonts w:hint="default" w:ascii="Times New Roman" w:hAnsi="Times New Roman" w:eastAsia="微软雅黑" w:cs="Times New Roman"/>
+          <w:sz w:val="24"/>
+          <w:szCs w:val="24"/>
+          <w:lang w:val="en-US" w:eastAsia="zh-CN"/>
+        </w:rPr>
+      </w:pPr>
+      <w:r>
+        <w:rPr>
+          <w:rFonts w:hint="eastAsia" w:ascii="Times New Roman" w:hAnsi="Times New Roman" w:eastAsia="微软雅黑" w:cs="Times New Roman"/>
+          <w:sz w:val="24"/>
+          <w:szCs w:val="24"/>
+          <w:lang w:eastAsia="zh-CN"/>
+        </w:rPr>
+        <w:t xml:space="preserve">{% if testedby == </w:t>
+      </w:r>
+      <w:r>
+        <w:rPr>
+          <w:rFonts w:ascii="Times New Roman" w:hAnsi="Times New Roman" w:eastAsia="微软雅黑" w:cs="Times New Roman"/>
+          <w:sz w:val="24"/>
+          <w:szCs w:val="24"/>
+          <w:lang w:eastAsia="zh-CN"/>
+        </w:rPr>
+        <w:t>“</w:t>
+      </w:r>
+      <w:r>
+        <w:rPr>
+          <w:rFonts w:hint="eastAsia" w:ascii="Times New Roman" w:hAnsi="Times New Roman" w:eastAsia="微软雅黑" w:cs="Times New Roman"/>
+          <w:sz w:val="24"/>
+          <w:szCs w:val="24"/>
+          <w:lang w:eastAsia="zh-CN"/>
+        </w:rPr>
+        <w:t>1</w:t>
+      </w:r>
+      <w:r>
+        <w:rPr>
+          <w:rFonts w:ascii="Times New Roman" w:hAnsi="Times New Roman" w:eastAsia="微软雅黑" w:cs="Times New Roman"/>
+          <w:sz w:val="24"/>
+          <w:szCs w:val="24"/>
+          <w:lang w:eastAsia="zh-CN"/>
+        </w:rPr>
+        <w:t>”</w:t>
+      </w:r>
+      <w:r>
+        <w:rPr>
+          <w:rFonts w:hint="eastAsia" w:ascii="Times New Roman" w:hAnsi="Times New Roman" w:eastAsia="微软雅黑" w:cs="Times New Roman"/>
+          <w:sz w:val="24"/>
+          <w:szCs w:val="24"/>
+          <w:lang w:eastAsia="zh-CN"/>
+        </w:rPr>
+        <w:t xml:space="preserve"> %}</w:t>
+      </w:r>
+    </w:p>
+    <w:p>
+      <w:pPr>
+        <w:rPr>
+          <w:lang w:eastAsia="zh-CN"/>
+        </w:rPr>
+      </w:pPr>
+    </w:p>
+    <w:p>
+      <w:pPr>
+        <w:rPr>
+          <w:lang w:eastAsia="zh-CN"/>
+        </w:rPr>
+      </w:pPr>
+      <w:r>
+        <w:rPr>
+          <w:sz w:val="22"/>
+        </w:rPr>
+        <mc:AlternateContent>
+          <mc:Choice Requires="wpg">
+            <w:drawing>
+              <wp:anchor distT="0" distB="0" distL="114300" distR="114300" simplePos="0" relativeHeight="251665408" behindDoc="0" locked="0" layoutInCell="1" allowOverlap="1">
+                <wp:simplePos x="0" y="0"/>
+                <wp:positionH relativeFrom="column">
+                  <wp:posOffset>2632075</wp:posOffset>
+                </wp:positionH>
+                <wp:positionV relativeFrom="paragraph">
+                  <wp:posOffset>86360</wp:posOffset>
+                </wp:positionV>
+                <wp:extent cx="3352800" cy="452755"/>
+                <wp:effectExtent l="0" t="0" r="0" b="0"/>
+                <wp:wrapNone/>
+                <wp:docPr id="27" name="组合 27"/>
+                <wp:cNvGraphicFramePr/>
+                <a:graphic xmlns:a="http://schemas.openxmlformats.org/drawingml/2006/main">
+                  <a:graphicData uri="http://schemas.microsoft.com/office/word/2010/wordprocessingGroup">
+                    <wpg:wgp>
+                      <wpg:cNvGrpSpPr/>
+                      <wpg:grpSpPr>
+                        <a:xfrm>
+                          <a:off x="0" y="0"/>
+                          <a:ext cx="3352800" cy="452755"/>
+                          <a:chOff x="19211" y="19467"/>
+                          <a:chExt cx="5280" cy="713"/>
+                        </a:xfrm>
+                      </wpg:grpSpPr>
+                      <pic:pic xmlns:pic="http://schemas.openxmlformats.org/drawingml/2006/picture">
+                        <pic:nvPicPr>
+                          <pic:cNvPr id="22" name="图片 6" descr="蔡冬雪"/>
+                          <pic:cNvPicPr>
+                            <a:picLocks noChangeAspect="1"/>
+                          </pic:cNvPicPr>
+                        </pic:nvPicPr>
+                        <pic:blipFill>
+                          <a:blip r:embed="rId8">
+                            <a:clrChange>
+                              <a:clrFrom>
+                                <a:srgbClr val="FFFFFF">
+                                  <a:alpha val="100000"/>
+                                </a:srgbClr>
+                              </a:clrFrom>
+                              <a:clrTo>
+                                <a:srgbClr val="FFFFFF">
+                                  <a:alpha val="100000"/>
+                                  <a:alpha val="0"/>
+                                </a:srgbClr>
+                              </a:clrTo>
+                            </a:clrChange>
+                          </a:blip>
+                          <a:srcRect l="18656" t="33322" r="18897" b="26699"/>
+                          <a:stretch>
+                            <a:fillRect/>
+                          </a:stretch>
+                        </pic:blipFill>
+                        <pic:spPr>
+                          <a:xfrm>
+                            <a:off x="19211" y="19491"/>
+                            <a:ext cx="1261" cy="566"/>
+                          </a:xfrm>
+                          <a:prstGeom prst="rect">
+                            <a:avLst/>
+                          </a:prstGeom>
+                        </pic:spPr>
+                      </pic:pic>
+                      <pic:pic xmlns:pic="http://schemas.openxmlformats.org/drawingml/2006/picture">
+                        <pic:nvPicPr>
+                          <pic:cNvPr id="26" name="图片 4" descr="王建丽"/>
+                          <pic:cNvPicPr>
+                            <a:picLocks noChangeAspect="1"/>
+                          </pic:cNvPicPr>
+                        </pic:nvPicPr>
+                        <pic:blipFill>
+                          <a:blip r:embed="rId9">
+                            <a:clrChange>
+                              <a:clrFrom>
+                                <a:srgbClr val="FFFFFF">
+                                  <a:alpha val="100000"/>
+                                </a:srgbClr>
+                              </a:clrFrom>
+                              <a:clrTo>
+                                <a:srgbClr val="FFFFFF">
+                                  <a:alpha val="100000"/>
+                                  <a:alpha val="0"/>
+                                </a:srgbClr>
+                              </a:clrTo>
+                            </a:clrChange>
+                          </a:blip>
+                          <a:stretch>
+                            <a:fillRect/>
+                          </a:stretch>
+                        </pic:blipFill>
+                        <pic:spPr>
+                          <a:xfrm>
+                            <a:off x="23233" y="19467"/>
+                            <a:ext cx="1258" cy="713"/>
+                          </a:xfrm>
+                          <a:prstGeom prst="rect">
+                            <a:avLst/>
+                          </a:prstGeom>
+                        </pic:spPr>
+                      </pic:pic>
+                    </wpg:wgp>
+                  </a:graphicData>
+                </a:graphic>
+              </wp:anchor>
+            </w:drawing>
+          </mc:Choice>
+          <mc:Fallback>
+            <w:pict>
+              <v:group id="_x0000_s1026" o:spid="_x0000_s1026" o:spt="203" style="position:absolute;left:0pt;margin-left:207.25pt;margin-top:6.8pt;height:35.65pt;width:264pt;z-index:251665408;mso-width-relative:page;mso-height-relative:page;" coordorigin="19211,19467" coordsize="5280,713" o:gfxdata="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">
+                <o:lock v:ext="edit" aspectratio="f"/>
+                <v:shape id="图片 6" o:spid="_x0000_s1026" o:spt="75" alt="蔡冬雪" type="#_x0000_t75" style="position:absolute;left:19211;top:19491;height:566;width:1261;" filled="f" o:preferrelative="t" stroked="f" coordsize="21600,21600" o:gfxdata="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">
+                  <v:fill on="f" focussize="0,0"/>
+                  <v:stroke on="f"/>
+                  <v:imagedata r:id="rId8" cropleft="12226f" croptop="21838f" cropright="12384f" cropbottom="17497f" chromakey="#FFFFFF" o:title=""/>
+                  <o:lock v:ext="edit" aspectratio="t"/>
+                </v:shape>
+                <v:shape id="图片 4" o:spid="_x0000_s1026" o:spt="75" alt="王建丽" type="#_x0000_t75" style="position:absolute;left:23233;top:19467;height:713;width:1258;" filled="f" o:preferrelative="t" stroked="f" coordsize="21600,21600" o:gfxdata="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">
+                  <v:fill on="f" focussize="0,0"/>
+                  <v:stroke on="f"/>
+                  <v:imagedata r:id="rId9" chromakey="#FFFFFF" o:title=""/>
+                  <o:lock v:ext="edit" aspectratio="t"/>
+                </v:shape>
+              </v:group>
+            </w:pict>
+          </mc:Fallback>
+        </mc:AlternateContent>
+      </w:r>
+    </w:p>
     <w:tbl>
       <w:tblPr>
-        <w:tblStyle w:val="16"/>
-        <w:tblpPr w:leftFromText="181" w:rightFromText="181" w:vertAnchor="page" w:horzAnchor="page" w:tblpXSpec="center" w:tblpY="15444"/>
-        <w:tblW w:w="4850" w:type="pct"/>
-        <w:jc w:val="center"/>
-        <w:tblBorders>
-          <w:top w:val="none" w:color="auto" w:sz="0" w:space="0"/>
-          <w:left w:val="none" w:color="auto" w:sz="0" w:space="0"/>
-          <w:bottom w:val="none" w:color="auto" w:sz="0" w:space="0"/>
-          <w:right w:val="none" w:color="auto" w:sz="0" w:space="0"/>
-          <w:insideH w:val="none" w:color="auto" w:sz="0" w:space="0"/>
-          <w:insideV w:val="none" w:color="auto" w:sz="0" w:space="0"/>
-        </w:tblBorders>
-        <w:tblLayout w:type="autofit"/>
+        <w:tblStyle w:val="33"/>
+        <w:tblW w:w="8091" w:type="dxa"/>
+        <w:jc w:val="right"/>
+        <w:tblLayout w:type="fixed"/>
         <w:tblCellMar>
           <w:top w:w="0" w:type="dxa"/>
           <w:left w:w="0" w:type="dxa"/>
@@ -3327,23 +3521,14 @@
         </w:tblCellMar>
       </w:tblPr>
       <w:tblGrid>
-        <w:gridCol w:w="1354"/>
-        <w:gridCol w:w="1357"/>
-        <w:gridCol w:w="1360"/>
-        <w:gridCol w:w="1698"/>
-        <w:gridCol w:w="1381"/>
-        <w:gridCol w:w="2424"/>
+        <w:gridCol w:w="1068"/>
+        <w:gridCol w:w="1386"/>
+        <w:gridCol w:w="1386"/>
+        <w:gridCol w:w="1018"/>
+        <w:gridCol w:w="3233"/>
       </w:tblGrid>
       <w:tr>
         <w:tblPrEx>
-          <w:tblBorders>
-            <w:top w:val="none" w:color="auto" w:sz="0" w:space="0"/>
-            <w:left w:val="none" w:color="auto" w:sz="0" w:space="0"/>
-            <w:bottom w:val="none" w:color="auto" w:sz="0" w:space="0"/>
-            <w:right w:val="none" w:color="auto" w:sz="0" w:space="0"/>
-            <w:insideH w:val="none" w:color="auto" w:sz="0" w:space="0"/>
-            <w:insideV w:val="none" w:color="auto" w:sz="0" w:space="0"/>
-          </w:tblBorders>
           <w:tblCellMar>
             <w:top w:w="0" w:type="dxa"/>
             <w:left w:w="0" w:type="dxa"/>
@@ -3352,167 +3537,33 @@
           </w:tblCellMar>
         </w:tblPrEx>
         <w:trPr>
-          <w:cantSplit/>
-          <w:trHeight w:val="442" w:hRule="atLeast"/>
-          <w:jc w:val="center"/>
+          <w:trHeight w:val="441" w:hRule="exact"/>
+          <w:jc w:val="right"/>
         </w:trPr>
         <w:tc>
           <w:tcPr>
-            <w:tcW w:w="707" w:type="pct"/>
-            <w:tcBorders>
-              <w:tl2br w:val="nil"/>
-              <w:tr2bl w:val="nil"/>
-            </w:tcBorders>
+            <w:tcW w:w="1068" w:type="dxa"/>
             <w:vAlign w:val="center"/>
           </w:tcPr>
           <w:p>
             <w:pPr>
               <w:pStyle w:val="22"/>
-              <w:adjustRightInd w:val="0"/>
-              <w:snapToGrid w:val="0"/>
-              <w:spacing w:after="0" w:line="240" w:lineRule="auto"/>
+              <w:spacing w:before="13"/>
               <w:ind w:left="13" w:right="95"/>
               <w:jc w:val="both"/>
               <w:rPr>
-                <w:rFonts w:ascii="Times New Roman" w:hAnsi="Times New Roman" w:eastAsia="微软雅黑" w:cs="微软雅黑"/>
+                <w:rFonts w:ascii="Times New Roman" w:hAnsi="Times New Roman" w:cs="Times New Roman"/>
                 <w:b/>
-                <w:sz w:val="28"/>
-                <w:szCs w:val="28"/>
+                <w:sz w:val="24"/>
+                <w:szCs w:val="24"/>
               </w:rPr>
             </w:pPr>
             <w:r>
               <w:rPr>
-                <w:sz w:val="28"/>
-              </w:rPr>
-              <mc:AlternateContent>
-                <mc:Choice Requires="wpg">
-                  <w:drawing>
-                    <wp:anchor distT="0" distB="0" distL="114300" distR="114300" simplePos="0" relativeHeight="251665408" behindDoc="0" locked="0" layoutInCell="1" allowOverlap="1">
-                      <wp:simplePos x="0" y="0"/>
-                      <wp:positionH relativeFrom="column">
-                        <wp:posOffset>615315</wp:posOffset>
-                      </wp:positionH>
-                      <wp:positionV relativeFrom="paragraph">
-                        <wp:posOffset>-107950</wp:posOffset>
-                      </wp:positionV>
-                      <wp:extent cx="2672080" cy="414020"/>
-                      <wp:effectExtent l="0" t="0" r="10160" b="12700"/>
-                      <wp:wrapNone/>
-                      <wp:docPr id="9" name="组合 23"/>
-                      <wp:cNvGraphicFramePr/>
-                      <a:graphic xmlns:a="http://schemas.openxmlformats.org/drawingml/2006/main">
-                        <a:graphicData uri="http://schemas.microsoft.com/office/word/2010/wordprocessingGroup">
-                          <wpg:wgp>
-                            <wpg:cNvGrpSpPr/>
-                            <wpg:grpSpPr>
-                              <a:xfrm rot="0">
-                                <a:off x="1450340" y="9823450"/>
-                                <a:ext cx="2672080" cy="414020"/>
-                                <a:chOff x="17862" y="41843"/>
-                                <a:chExt cx="4208" cy="652"/>
-                              </a:xfrm>
-                            </wpg:grpSpPr>
-                            <pic:pic xmlns:pic="http://schemas.openxmlformats.org/drawingml/2006/picture">
-                              <pic:nvPicPr>
-                                <pic:cNvPr id="22" name="图片 59" descr="图片1"/>
-                                <pic:cNvPicPr>
-                                  <a:picLocks noChangeAspect="1"/>
-                                </pic:cNvPicPr>
-                              </pic:nvPicPr>
-                              <pic:blipFill>
-                                <a:blip r:embed="rId8">
-                                  <a:biLevel thresh="50000"/>
-                                </a:blip>
-                                <a:srcRect l="7865" t="11797" r="5322" b="19074"/>
-                                <a:stretch>
-                                  <a:fillRect/>
-                                </a:stretch>
-                              </pic:blipFill>
-                              <pic:spPr>
-                                <a:xfrm>
-                                  <a:off x="17862" y="41869"/>
-                                  <a:ext cx="1468" cy="627"/>
-                                </a:xfrm>
-                                <a:prstGeom prst="rect">
-                                  <a:avLst/>
-                                </a:prstGeom>
-                                <a:noFill/>
-                              </pic:spPr>
-                            </pic:pic>
-                            <pic:pic xmlns:pic="http://schemas.openxmlformats.org/drawingml/2006/picture">
-                              <pic:nvPicPr>
-                                <pic:cNvPr id="21" name="图片 29" descr="IMG_256"/>
-                                <pic:cNvPicPr>
-                                  <a:picLocks noChangeAspect="1"/>
-                                </pic:cNvPicPr>
-                              </pic:nvPicPr>
-                              <pic:blipFill>
-                                <a:blip r:embed="rId9">
-                                  <a:clrChange>
-                                    <a:clrFrom>
-                                      <a:srgbClr val="FFFFFF">
-                                        <a:alpha val="100000"/>
-                                      </a:srgbClr>
-                                    </a:clrFrom>
-                                    <a:clrTo>
-                                      <a:srgbClr val="FFFFFF">
-                                        <a:alpha val="100000"/>
-                                        <a:alpha val="0"/>
-                                      </a:srgbClr>
-                                    </a:clrTo>
-                                  </a:clrChange>
-                                </a:blip>
-                                <a:stretch>
-                                  <a:fillRect/>
-                                </a:stretch>
-                              </pic:blipFill>
-                              <pic:spPr>
-                                <a:xfrm>
-                                  <a:off x="21096" y="41843"/>
-                                  <a:ext cx="975" cy="570"/>
-                                </a:xfrm>
-                                <a:prstGeom prst="rect">
-                                  <a:avLst/>
-                                </a:prstGeom>
-                                <a:noFill/>
-                                <a:ln w="9525">
-                                  <a:noFill/>
-                                </a:ln>
-                              </pic:spPr>
-                            </pic:pic>
-                          </wpg:wgp>
-                        </a:graphicData>
-                      </a:graphic>
-                    </wp:anchor>
-                  </w:drawing>
-                </mc:Choice>
-                <mc:Fallback>
-                  <w:pict>
-                    <v:group id="组合 23" o:spid="_x0000_s1026" o:spt="203" style="position:absolute;left:0pt;margin-left:48.45pt;margin-top:-8.5pt;height:32.6pt;width:210.4pt;z-index:251665408;mso-width-relative:page;mso-height-relative:page;" coordorigin="17862,41843" coordsize="4208,652" o:gfxdata="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">
-                      <o:lock v:ext="edit" aspectratio="f"/>
-                      <v:shape id="图片 59" o:spid="_x0000_s1026" o:spt="75" alt="图片1" type="#_x0000_t75" style="position:absolute;left:17862;top:41869;height:627;width:1468;" filled="f" o:preferrelative="t" stroked="f" coordsize="21600,21600" o:gfxdata="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">
-                        <v:fill on="f" focussize="0,0"/>
-                        <v:stroke on="f"/>
-                        <v:imagedata r:id="rId8" cropleft="5154f" croptop="7731f" cropright="3488f" cropbottom="12500f" grayscale="t" bilevel="t" o:title=""/>
-                        <o:lock v:ext="edit" aspectratio="t"/>
-                      </v:shape>
-                      <v:shape id="图片 29" o:spid="_x0000_s1026" o:spt="75" alt="IMG_256" type="#_x0000_t75" style="position:absolute;left:21096;top:41843;height:570;width:975;" filled="f" o:preferrelative="t" stroked="f" coordsize="21600,21600" o:gfxdata="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">
-                        <v:fill on="f" focussize="0,0"/>
-                        <v:stroke on="f"/>
-                        <v:imagedata r:id="rId9" chromakey="#FFFFFF" o:title=""/>
-                        <o:lock v:ext="edit" aspectratio="t"/>
-                      </v:shape>
-                    </v:group>
-                  </w:pict>
-                </mc:Fallback>
-              </mc:AlternateContent>
-            </w:r>
-            <w:r>
-              <w:rPr>
-                <w:rFonts w:ascii="Times New Roman" w:hAnsi="Times New Roman" w:eastAsia="微软雅黑" w:cs="微软雅黑"/>
+                <w:rFonts w:ascii="Times New Roman" w:hAnsi="Times New Roman" w:cs="Times New Roman"/>
                 <w:b/>
-                <w:sz w:val="28"/>
-                <w:szCs w:val="28"/>
+                <w:sz w:val="24"/>
+                <w:szCs w:val="24"/>
               </w:rPr>
               <w:t>检测人：</w:t>
             </w:r>
@@ -3520,69 +3571,87 @@
         </w:tc>
         <w:tc>
           <w:tcPr>
-            <w:tcW w:w="708" w:type="pct"/>
-            <w:tcBorders>
-              <w:tl2br w:val="nil"/>
-              <w:tr2bl w:val="nil"/>
-            </w:tcBorders>
+            <w:tcW w:w="1386" w:type="dxa"/>
             <w:vAlign w:val="center"/>
           </w:tcPr>
           <w:p>
             <w:pPr>
               <w:pStyle w:val="22"/>
-              <w:adjustRightInd w:val="0"/>
-              <w:snapToGrid w:val="0"/>
-              <w:spacing w:after="0" w:line="240" w:lineRule="auto"/>
-              <w:ind w:left="13" w:right="95" w:firstLine="482"/>
+              <w:spacing w:before="13"/>
               <w:jc w:val="both"/>
               <w:rPr>
-                <w:rFonts w:ascii="Times New Roman" w:hAnsi="Times New Roman" w:eastAsia="微软雅黑" w:cs="微软雅黑"/>
+                <w:rFonts w:ascii="Times New Roman" w:hAnsi="Times New Roman" w:cs="Times New Roman"/>
                 <w:b/>
-                <w:sz w:val="28"/>
-                <w:szCs w:val="28"/>
+                <w:sz w:val="24"/>
+                <w:szCs w:val="24"/>
+              </w:rPr>
+            </w:pPr>
+            <w:r>
+              <w:rPr>
+                <w:rFonts w:hint="eastAsia" w:ascii="Times New Roman" w:hAnsi="Times New Roman" w:cs="Times New Roman"/>
+                <w:b w:val="0"/>
+                <w:bCs/>
+                <w:sz w:val="24"/>
+                <w:szCs w:val="24"/>
+                <w:lang w:val="en-US" w:eastAsia="zh-CN"/>
+              </w:rPr>
+              <w:t>临检检测人，</w:t>
+            </w:r>
+          </w:p>
+        </w:tc>
+        <w:tc>
+          <w:tcPr>
+            <w:tcW w:w="1386" w:type="dxa"/>
+            <w:vAlign w:val="center"/>
+          </w:tcPr>
+          <w:p>
+            <w:pPr>
+              <w:pStyle w:val="22"/>
+              <w:spacing w:before="13"/>
+              <w:jc w:val="both"/>
+              <w:rPr>
+                <w:rFonts w:hint="eastAsia" w:ascii="Times New Roman" w:hAnsi="Times New Roman" w:cs="Times New Roman"/>
+                <w:b w:val="0"/>
+                <w:bCs/>
+                <w:sz w:val="24"/>
+                <w:szCs w:val="24"/>
+                <w:lang w:val="en-US" w:eastAsia="zh-CN"/>
               </w:rPr>
             </w:pPr>
           </w:p>
         </w:tc>
         <w:tc>
           <w:tcPr>
-            <w:tcW w:w="710" w:type="pct"/>
-            <w:tcBorders>
-              <w:tl2br w:val="nil"/>
-              <w:tr2bl w:val="nil"/>
-            </w:tcBorders>
+            <w:tcW w:w="1018" w:type="dxa"/>
             <w:vAlign w:val="center"/>
           </w:tcPr>
           <w:p>
             <w:pPr>
               <w:pStyle w:val="22"/>
-              <w:adjustRightInd w:val="0"/>
-              <w:snapToGrid w:val="0"/>
-              <w:spacing w:after="0" w:line="240" w:lineRule="auto"/>
-              <w:ind w:left="13" w:right="95"/>
+              <w:spacing w:before="13"/>
               <w:jc w:val="both"/>
               <w:rPr>
-                <w:rFonts w:ascii="Times New Roman" w:hAnsi="Times New Roman" w:eastAsia="微软雅黑" w:cs="微软雅黑"/>
+                <w:rFonts w:ascii="Times New Roman" w:hAnsi="Times New Roman" w:cs="Times New Roman"/>
                 <w:b/>
-                <w:sz w:val="28"/>
-                <w:szCs w:val="28"/>
+                <w:sz w:val="24"/>
+                <w:szCs w:val="24"/>
               </w:rPr>
             </w:pPr>
             <w:r>
               <w:rPr>
-                <w:rFonts w:ascii="Times New Roman" w:hAnsi="Times New Roman" w:eastAsia="微软雅黑" w:cs="微软雅黑"/>
+                <w:rFonts w:ascii="Times New Roman" w:hAnsi="Times New Roman" w:cs="Times New Roman"/>
                 <w:b/>
-                <w:sz w:val="28"/>
-                <w:szCs w:val="28"/>
+                <w:sz w:val="24"/>
+                <w:szCs w:val="24"/>
               </w:rPr>
               <w:t>复核人</w:t>
             </w:r>
             <w:r>
               <w:rPr>
-                <w:rFonts w:hint="eastAsia" w:ascii="Times New Roman" w:hAnsi="Times New Roman" w:eastAsia="微软雅黑" w:cs="微软雅黑"/>
+                <w:rFonts w:ascii="Times New Roman" w:hAnsi="Times New Roman" w:cs="Times New Roman"/>
                 <w:b/>
-                <w:sz w:val="28"/>
-                <w:szCs w:val="28"/>
+                <w:sz w:val="24"/>
+                <w:szCs w:val="24"/>
                 <w:lang w:eastAsia="zh-CN"/>
               </w:rPr>
               <w:t>：</w:t>
@@ -3591,120 +3660,790 @@
         </w:tc>
         <w:tc>
           <w:tcPr>
-            <w:tcW w:w="886" w:type="pct"/>
-            <w:tcBorders>
-              <w:tl2br w:val="nil"/>
-              <w:tr2bl w:val="nil"/>
-            </w:tcBorders>
+            <w:tcW w:w="3233" w:type="dxa"/>
             <w:vAlign w:val="center"/>
           </w:tcPr>
           <w:p>
             <w:pPr>
               <w:pStyle w:val="22"/>
-              <w:adjustRightInd w:val="0"/>
-              <w:snapToGrid w:val="0"/>
-              <w:spacing w:after="0" w:line="240" w:lineRule="auto"/>
-              <w:ind w:firstLine="562"/>
+              <w:spacing w:before="13"/>
+              <w:ind w:right="15"/>
               <w:jc w:val="both"/>
               <w:rPr>
-                <w:rFonts w:ascii="Times New Roman" w:hAnsi="Times New Roman" w:eastAsia="微软雅黑" w:cs="微软雅黑"/>
+                <w:rFonts w:hint="default" w:ascii="Times New Roman" w:hAnsi="Times New Roman" w:eastAsia="宋体" w:cs="Times New Roman"/>
                 <w:b/>
-                <w:sz w:val="28"/>
-                <w:szCs w:val="28"/>
+                <w:sz w:val="24"/>
+                <w:szCs w:val="24"/>
+                <w:lang w:val="en-US" w:eastAsia="zh-CN"/>
+              </w:rPr>
+            </w:pPr>
+            <w:r>
+              <w:rPr>
+                <w:rFonts w:hint="eastAsia" w:ascii="Times New Roman" w:hAnsi="Times New Roman" w:cs="Times New Roman"/>
+                <w:b w:val="0"/>
+                <w:bCs/>
+                <w:sz w:val="24"/>
+                <w:szCs w:val="24"/>
+                <w:lang w:val="en-US" w:eastAsia="zh-CN"/>
+              </w:rPr>
+              <w:t>临检所复核人，</w:t>
+            </w:r>
+          </w:p>
+        </w:tc>
+      </w:tr>
+      <w:tr>
+        <w:tblPrEx>
+          <w:tblCellMar>
+            <w:top w:w="0" w:type="dxa"/>
+            <w:left w:w="0" w:type="dxa"/>
+            <w:bottom w:w="0" w:type="dxa"/>
+            <w:right w:w="0" w:type="dxa"/>
+          </w:tblCellMar>
+        </w:tblPrEx>
+        <w:trPr>
+          <w:trHeight w:val="457" w:hRule="exact"/>
+          <w:jc w:val="right"/>
+        </w:trPr>
+        <w:tc>
+          <w:tcPr>
+            <w:tcW w:w="1068" w:type="dxa"/>
+            <w:vAlign w:val="center"/>
+          </w:tcPr>
+          <w:p>
+            <w:pPr>
+              <w:pStyle w:val="22"/>
+              <w:spacing w:line="341" w:lineRule="exact"/>
+              <w:ind w:left="13" w:right="165"/>
+              <w:jc w:val="both"/>
+              <w:rPr>
+                <w:rFonts w:ascii="Times New Roman" w:hAnsi="Times New Roman" w:cs="Times New Roman"/>
+                <w:b/>
+                <w:sz w:val="24"/>
+                <w:szCs w:val="24"/>
+              </w:rPr>
+            </w:pPr>
+            <w:r>
+              <w:rPr>
+                <w:rFonts w:ascii="Times New Roman" w:hAnsi="Times New Roman" w:cs="Times New Roman"/>
+                <w:b/>
+                <w:sz w:val="24"/>
+                <w:szCs w:val="24"/>
+              </w:rPr>
+              <w:t>日</w:t>
+            </w:r>
+            <w:r>
+              <w:rPr>
+                <w:rFonts w:ascii="Times New Roman" w:hAnsi="Times New Roman" w:cs="Times New Roman"/>
+                <w:b/>
+                <w:sz w:val="24"/>
+                <w:szCs w:val="24"/>
+                <w:lang w:eastAsia="zh-CN"/>
+              </w:rPr>
+              <w:t xml:space="preserve">  </w:t>
+            </w:r>
+            <w:r>
+              <w:rPr>
+                <w:rFonts w:ascii="Times New Roman" w:hAnsi="Times New Roman" w:cs="Times New Roman"/>
+                <w:b/>
+                <w:sz w:val="24"/>
+                <w:szCs w:val="24"/>
+              </w:rPr>
+              <w:t>期：</w:t>
+            </w:r>
+          </w:p>
+        </w:tc>
+        <w:tc>
+          <w:tcPr>
+            <w:tcW w:w="2772" w:type="dxa"/>
+            <w:gridSpan w:val="2"/>
+            <w:vAlign w:val="center"/>
+          </w:tcPr>
+          <w:p>
+            <w:pPr>
+              <w:pStyle w:val="22"/>
+              <w:spacing w:line="363" w:lineRule="exact"/>
+              <w:jc w:val="both"/>
+              <w:rPr>
+                <w:rFonts w:ascii="Times New Roman" w:hAnsi="Times New Roman" w:cs="Times New Roman"/>
+                <w:sz w:val="24"/>
+                <w:szCs w:val="24"/>
+              </w:rPr>
+            </w:pPr>
+            <w:r>
+              <w:rPr>
+                <w:rFonts w:ascii="Times New Roman" w:hAnsi="Times New Roman" w:cs="Times New Roman"/>
+                <w:kern w:val="2"/>
+                <w:sz w:val="24"/>
+                <w:szCs w:val="24"/>
+                <w:lang w:eastAsia="zh-CN"/>
+              </w:rPr>
+              <w:t>{{ reportdate }}</w:t>
+            </w:r>
+          </w:p>
+        </w:tc>
+        <w:tc>
+          <w:tcPr>
+            <w:tcW w:w="1018" w:type="dxa"/>
+            <w:vAlign w:val="center"/>
+          </w:tcPr>
+          <w:p>
+            <w:pPr>
+              <w:pStyle w:val="22"/>
+              <w:spacing w:line="341" w:lineRule="exact"/>
+              <w:jc w:val="both"/>
+              <w:rPr>
+                <w:rFonts w:ascii="Times New Roman" w:hAnsi="Times New Roman" w:cs="Times New Roman"/>
+                <w:b/>
+                <w:sz w:val="24"/>
+                <w:szCs w:val="24"/>
+              </w:rPr>
+            </w:pPr>
+            <w:r>
+              <w:rPr>
+                <w:rFonts w:ascii="Times New Roman" w:hAnsi="Times New Roman" w:cs="Times New Roman"/>
+                <w:b/>
+                <w:sz w:val="24"/>
+                <w:szCs w:val="24"/>
+              </w:rPr>
+              <w:t>日</w:t>
+            </w:r>
+            <w:r>
+              <w:rPr>
+                <w:rFonts w:ascii="Times New Roman" w:hAnsi="Times New Roman" w:cs="Times New Roman"/>
+                <w:b/>
+                <w:sz w:val="24"/>
+                <w:szCs w:val="24"/>
+                <w:lang w:eastAsia="zh-CN"/>
+              </w:rPr>
+              <w:t xml:space="preserve">  </w:t>
+            </w:r>
+            <w:r>
+              <w:rPr>
+                <w:rFonts w:ascii="Times New Roman" w:hAnsi="Times New Roman" w:cs="Times New Roman"/>
+                <w:b/>
+                <w:sz w:val="24"/>
+                <w:szCs w:val="24"/>
+              </w:rPr>
+              <w:t>期：</w:t>
+            </w:r>
+          </w:p>
+        </w:tc>
+        <w:tc>
+          <w:tcPr>
+            <w:tcW w:w="3233" w:type="dxa"/>
+            <w:vAlign w:val="center"/>
+          </w:tcPr>
+          <w:p>
+            <w:pPr>
+              <w:pStyle w:val="22"/>
+              <w:spacing w:line="363" w:lineRule="exact"/>
+              <w:ind w:right="15"/>
+              <w:jc w:val="both"/>
+              <w:rPr>
+                <w:rFonts w:ascii="Times New Roman" w:hAnsi="Times New Roman" w:cs="Times New Roman"/>
+                <w:sz w:val="24"/>
+                <w:szCs w:val="24"/>
+              </w:rPr>
+            </w:pPr>
+            <w:r>
+              <w:rPr>
+                <w:rFonts w:ascii="Times New Roman" w:hAnsi="Times New Roman" w:cs="Times New Roman"/>
+                <w:kern w:val="2"/>
+                <w:sz w:val="24"/>
+                <w:szCs w:val="24"/>
+                <w:lang w:eastAsia="zh-CN"/>
+              </w:rPr>
+              <w:t>{{ reportdate }}</w:t>
+            </w:r>
+          </w:p>
+        </w:tc>
+      </w:tr>
+    </w:tbl>
+    <w:p>
+      <w:pPr>
+        <w:rPr>
+          <w:rFonts w:ascii="Times New Roman" w:hAnsi="Times New Roman" w:eastAsia="微软雅黑" w:cs="Times New Roman"/>
+          <w:sz w:val="24"/>
+          <w:szCs w:val="24"/>
+          <w:lang w:eastAsia="zh-CN"/>
+        </w:rPr>
+      </w:pPr>
+      <w:r>
+        <w:rPr>
+          <w:rFonts w:hint="eastAsia" w:ascii="Times New Roman" w:hAnsi="Times New Roman" w:eastAsia="微软雅黑" w:cs="Times New Roman"/>
+          <w:sz w:val="24"/>
+          <w:szCs w:val="24"/>
+          <w:lang w:eastAsia="zh-CN"/>
+        </w:rPr>
+        <w:t xml:space="preserve">{% endif %}{% if testedby == </w:t>
+      </w:r>
+      <w:r>
+        <w:rPr>
+          <w:rFonts w:ascii="Times New Roman" w:hAnsi="Times New Roman" w:eastAsia="微软雅黑" w:cs="Times New Roman"/>
+          <w:sz w:val="24"/>
+          <w:szCs w:val="24"/>
+          <w:lang w:eastAsia="zh-CN"/>
+        </w:rPr>
+        <w:t>“</w:t>
+      </w:r>
+      <w:r>
+        <w:rPr>
+          <w:rFonts w:hint="eastAsia" w:ascii="Times New Roman" w:hAnsi="Times New Roman" w:eastAsia="微软雅黑" w:cs="Times New Roman"/>
+          <w:sz w:val="24"/>
+          <w:szCs w:val="24"/>
+          <w:lang w:eastAsia="zh-CN"/>
+        </w:rPr>
+        <w:t>2</w:t>
+      </w:r>
+      <w:r>
+        <w:rPr>
+          <w:rFonts w:ascii="Times New Roman" w:hAnsi="Times New Roman" w:eastAsia="微软雅黑" w:cs="Times New Roman"/>
+          <w:sz w:val="24"/>
+          <w:szCs w:val="24"/>
+          <w:lang w:eastAsia="zh-CN"/>
+        </w:rPr>
+        <w:t>”</w:t>
+      </w:r>
+      <w:r>
+        <w:rPr>
+          <w:rFonts w:hint="eastAsia" w:ascii="Times New Roman" w:hAnsi="Times New Roman" w:eastAsia="微软雅黑" w:cs="Times New Roman"/>
+          <w:sz w:val="24"/>
+          <w:szCs w:val="24"/>
+          <w:lang w:eastAsia="zh-CN"/>
+        </w:rPr>
+        <w:t xml:space="preserve"> %}</w:t>
+      </w:r>
+    </w:p>
+    <w:p>
+      <w:pPr>
+        <w:rPr>
+          <w:rFonts w:hint="default"/>
+          <w:sz w:val="24"/>
+          <w:lang w:val="en-US" w:eastAsia="zh-CN"/>
+        </w:rPr>
+      </w:pPr>
+    </w:p>
+    <w:p>
+      <w:pPr>
+        <w:rPr>
+          <w:rFonts w:hint="default"/>
+          <w:sz w:val="24"/>
+          <w:lang w:val="en-US" w:eastAsia="zh-CN"/>
+        </w:rPr>
+      </w:pPr>
+      <w:bookmarkStart w:id="9" w:name="_GoBack"/>
+      <w:bookmarkEnd w:id="9"/>
+      <w:r>
+        <w:rPr>
+          <w:sz w:val="22"/>
+        </w:rPr>
+        <mc:AlternateContent>
+          <mc:Choice Requires="wpg">
+            <w:drawing>
+              <wp:anchor distT="0" distB="0" distL="114300" distR="114300" simplePos="0" relativeHeight="251666432" behindDoc="0" locked="0" layoutInCell="1" allowOverlap="1">
+                <wp:simplePos x="0" y="0"/>
+                <wp:positionH relativeFrom="column">
+                  <wp:posOffset>2592070</wp:posOffset>
+                </wp:positionH>
+                <wp:positionV relativeFrom="paragraph">
+                  <wp:posOffset>31750</wp:posOffset>
+                </wp:positionV>
+                <wp:extent cx="3468370" cy="594995"/>
+                <wp:effectExtent l="0" t="0" r="0" b="0"/>
+                <wp:wrapNone/>
+                <wp:docPr id="29" name="组合 29"/>
+                <wp:cNvGraphicFramePr/>
+                <a:graphic xmlns:a="http://schemas.openxmlformats.org/drawingml/2006/main">
+                  <a:graphicData uri="http://schemas.microsoft.com/office/word/2010/wordprocessingGroup">
+                    <wpg:wgp>
+                      <wpg:cNvGrpSpPr/>
+                      <wpg:grpSpPr>
+                        <a:xfrm>
+                          <a:off x="0" y="0"/>
+                          <a:ext cx="3468370" cy="594995"/>
+                          <a:chOff x="19283" y="21239"/>
+                          <a:chExt cx="5462" cy="937"/>
+                        </a:xfrm>
+                      </wpg:grpSpPr>
+                      <pic:pic xmlns:pic="http://schemas.openxmlformats.org/drawingml/2006/picture">
+                        <pic:nvPicPr>
+                          <pic:cNvPr id="13" name="图片 1"/>
+                          <pic:cNvPicPr>
+                            <a:picLocks noChangeAspect="1"/>
+                          </pic:cNvPicPr>
+                        </pic:nvPicPr>
+                        <pic:blipFill>
+                          <a:blip r:embed="rId10">
+                            <a:clrChange>
+                              <a:clrFrom>
+                                <a:srgbClr val="FFFFFF">
+                                  <a:alpha val="100000"/>
+                                </a:srgbClr>
+                              </a:clrFrom>
+                              <a:clrTo>
+                                <a:srgbClr val="FFFFFF">
+                                  <a:alpha val="100000"/>
+                                  <a:alpha val="0"/>
+                                </a:srgbClr>
+                              </a:clrTo>
+                            </a:clrChange>
+                          </a:blip>
+                          <a:srcRect l="10922" t="11667"/>
+                          <a:stretch>
+                            <a:fillRect/>
+                          </a:stretch>
+                        </pic:blipFill>
+                        <pic:spPr>
+                          <a:xfrm>
+                            <a:off x="19283" y="21275"/>
+                            <a:ext cx="1672" cy="901"/>
+                          </a:xfrm>
+                          <a:prstGeom prst="rect">
+                            <a:avLst/>
+                          </a:prstGeom>
+                          <a:noFill/>
+                          <a:ln>
+                            <a:noFill/>
+                          </a:ln>
+                        </pic:spPr>
+                      </pic:pic>
+                      <pic:pic xmlns:pic="http://schemas.openxmlformats.org/drawingml/2006/picture">
+                        <pic:nvPicPr>
+                          <pic:cNvPr id="19" name="图片 11" descr="王建丽"/>
+                          <pic:cNvPicPr>
+                            <a:picLocks noChangeAspect="1"/>
+                          </pic:cNvPicPr>
+                        </pic:nvPicPr>
+                        <pic:blipFill>
+                          <a:blip r:embed="rId9">
+                            <a:clrChange>
+                              <a:clrFrom>
+                                <a:srgbClr val="FFFFFF">
+                                  <a:alpha val="100000"/>
+                                </a:srgbClr>
+                              </a:clrFrom>
+                              <a:clrTo>
+                                <a:srgbClr val="FFFFFF">
+                                  <a:alpha val="100000"/>
+                                  <a:alpha val="0"/>
+                                </a:srgbClr>
+                              </a:clrTo>
+                            </a:clrChange>
+                          </a:blip>
+                          <a:stretch>
+                            <a:fillRect/>
+                          </a:stretch>
+                        </pic:blipFill>
+                        <pic:spPr>
+                          <a:xfrm>
+                            <a:off x="23257" y="21239"/>
+                            <a:ext cx="1488" cy="842"/>
+                          </a:xfrm>
+                          <a:prstGeom prst="rect">
+                            <a:avLst/>
+                          </a:prstGeom>
+                        </pic:spPr>
+                      </pic:pic>
+                    </wpg:wgp>
+                  </a:graphicData>
+                </a:graphic>
+              </wp:anchor>
+            </w:drawing>
+          </mc:Choice>
+          <mc:Fallback>
+            <w:pict>
+              <v:group id="_x0000_s1026" o:spid="_x0000_s1026" o:spt="203" style="position:absolute;left:0pt;margin-left:204.1pt;margin-top:2.5pt;height:46.85pt;width:273.1pt;z-index:251666432;mso-width-relative:page;mso-height-relative:page;" coordorigin="19283,21239" coordsize="5462,937" o:gfxdata="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">
+                <o:lock v:ext="edit" aspectratio="f"/>
+                <v:shape id="图片 1" o:spid="_x0000_s1026" o:spt="75" type="#_x0000_t75" style="position:absolute;left:19283;top:21275;height:901;width:1672;" filled="f" o:preferrelative="t" stroked="f" coordsize="21600,21600" o:gfxdata="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">
+                  <v:fill on="f" focussize="0,0"/>
+                  <v:stroke on="f"/>
+                  <v:imagedata r:id="rId10" cropleft="7158f" croptop="7646f" chromakey="#FFFFFF" o:title=""/>
+                  <o:lock v:ext="edit" aspectratio="t"/>
+                </v:shape>
+                <v:shape id="图片 11" o:spid="_x0000_s1026" o:spt="75" alt="王建丽" type="#_x0000_t75" style="position:absolute;left:23257;top:21239;height:842;width:1488;" filled="f" o:preferrelative="t" stroked="f" coordsize="21600,21600" o:gfxdata="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">
+                  <v:fill on="f" focussize="0,0"/>
+                  <v:stroke on="f"/>
+                  <v:imagedata r:id="rId9" chromakey="#FFFFFF" o:title=""/>
+                  <o:lock v:ext="edit" aspectratio="t"/>
+                </v:shape>
+              </v:group>
+            </w:pict>
+          </mc:Fallback>
+        </mc:AlternateContent>
+      </w:r>
+    </w:p>
+    <w:tbl>
+      <w:tblPr>
+        <w:tblStyle w:val="33"/>
+        <w:tblW w:w="8091" w:type="dxa"/>
+        <w:jc w:val="right"/>
+        <w:tblLayout w:type="fixed"/>
+        <w:tblCellMar>
+          <w:top w:w="0" w:type="dxa"/>
+          <w:left w:w="0" w:type="dxa"/>
+          <w:bottom w:w="0" w:type="dxa"/>
+          <w:right w:w="0" w:type="dxa"/>
+        </w:tblCellMar>
+      </w:tblPr>
+      <w:tblGrid>
+        <w:gridCol w:w="1068"/>
+        <w:gridCol w:w="1386"/>
+        <w:gridCol w:w="1386"/>
+        <w:gridCol w:w="1018"/>
+        <w:gridCol w:w="3233"/>
+      </w:tblGrid>
+      <w:tr>
+        <w:tblPrEx>
+          <w:tblCellMar>
+            <w:top w:w="0" w:type="dxa"/>
+            <w:left w:w="0" w:type="dxa"/>
+            <w:bottom w:w="0" w:type="dxa"/>
+            <w:right w:w="0" w:type="dxa"/>
+          </w:tblCellMar>
+        </w:tblPrEx>
+        <w:trPr>
+          <w:trHeight w:val="441" w:hRule="exact"/>
+          <w:jc w:val="right"/>
+        </w:trPr>
+        <w:tc>
+          <w:tcPr>
+            <w:tcW w:w="1068" w:type="dxa"/>
+            <w:vAlign w:val="center"/>
+          </w:tcPr>
+          <w:p>
+            <w:pPr>
+              <w:pStyle w:val="22"/>
+              <w:spacing w:before="13"/>
+              <w:ind w:left="13" w:right="95"/>
+              <w:jc w:val="both"/>
+              <w:rPr>
+                <w:rFonts w:ascii="Times New Roman" w:hAnsi="Times New Roman" w:cs="Times New Roman"/>
+                <w:b/>
+                <w:sz w:val="24"/>
+                <w:szCs w:val="24"/>
+              </w:rPr>
+            </w:pPr>
+            <w:r>
+              <w:rPr>
+                <w:rFonts w:ascii="Times New Roman" w:hAnsi="Times New Roman" w:cs="Times New Roman"/>
+                <w:b/>
+                <w:sz w:val="24"/>
+                <w:szCs w:val="24"/>
+              </w:rPr>
+              <w:t>检测人：</w:t>
+            </w:r>
+          </w:p>
+        </w:tc>
+        <w:tc>
+          <w:tcPr>
+            <w:tcW w:w="1386" w:type="dxa"/>
+            <w:vAlign w:val="center"/>
+          </w:tcPr>
+          <w:p>
+            <w:pPr>
+              <w:pStyle w:val="22"/>
+              <w:spacing w:before="13"/>
+              <w:jc w:val="both"/>
+              <w:rPr>
+                <w:rFonts w:ascii="Times New Roman" w:hAnsi="Times New Roman" w:cs="Times New Roman"/>
+                <w:b/>
+                <w:sz w:val="24"/>
+                <w:szCs w:val="24"/>
+              </w:rPr>
+            </w:pPr>
+            <w:r>
+              <w:rPr>
+                <w:rFonts w:hint="eastAsia" w:ascii="Times New Roman" w:hAnsi="Times New Roman" w:cs="Times New Roman"/>
+                <w:b w:val="0"/>
+                <w:bCs/>
+                <w:sz w:val="24"/>
+                <w:szCs w:val="24"/>
+                <w:lang w:val="en-US" w:eastAsia="zh-CN"/>
+              </w:rPr>
+              <w:t>临检检测人，</w:t>
+            </w:r>
+          </w:p>
+        </w:tc>
+        <w:tc>
+          <w:tcPr>
+            <w:tcW w:w="1386" w:type="dxa"/>
+            <w:vAlign w:val="center"/>
+          </w:tcPr>
+          <w:p>
+            <w:pPr>
+              <w:pStyle w:val="22"/>
+              <w:spacing w:before="13"/>
+              <w:jc w:val="both"/>
+              <w:rPr>
+                <w:rFonts w:hint="eastAsia" w:ascii="Times New Roman" w:hAnsi="Times New Roman" w:cs="Times New Roman"/>
+                <w:b w:val="0"/>
+                <w:bCs/>
+                <w:sz w:val="24"/>
+                <w:szCs w:val="24"/>
+                <w:lang w:val="en-US" w:eastAsia="zh-CN"/>
               </w:rPr>
             </w:pPr>
           </w:p>
         </w:tc>
         <w:tc>
           <w:tcPr>
-            <w:tcW w:w="721" w:type="pct"/>
-            <w:tcBorders>
-              <w:tl2br w:val="nil"/>
-              <w:tr2bl w:val="nil"/>
-            </w:tcBorders>
+            <w:tcW w:w="1018" w:type="dxa"/>
             <w:vAlign w:val="center"/>
           </w:tcPr>
           <w:p>
             <w:pPr>
               <w:pStyle w:val="22"/>
-              <w:adjustRightInd w:val="0"/>
-              <w:snapToGrid w:val="0"/>
-              <w:spacing w:after="0" w:line="240" w:lineRule="auto"/>
+              <w:spacing w:before="13"/>
               <w:jc w:val="both"/>
               <w:rPr>
-                <w:rFonts w:ascii="Times New Roman" w:hAnsi="Times New Roman" w:eastAsia="微软雅黑" w:cs="微软雅黑"/>
+                <w:rFonts w:ascii="Times New Roman" w:hAnsi="Times New Roman" w:cs="Times New Roman"/>
                 <w:b/>
-                <w:sz w:val="28"/>
-                <w:szCs w:val="28"/>
+                <w:sz w:val="24"/>
+                <w:szCs w:val="24"/>
+              </w:rPr>
+            </w:pPr>
+            <w:r>
+              <w:rPr>
+                <w:rFonts w:ascii="Times New Roman" w:hAnsi="Times New Roman" w:cs="Times New Roman"/>
+                <w:b/>
+                <w:sz w:val="24"/>
+                <w:szCs w:val="24"/>
+              </w:rPr>
+              <w:t>复核人</w:t>
+            </w:r>
+            <w:r>
+              <w:rPr>
+                <w:rFonts w:ascii="Times New Roman" w:hAnsi="Times New Roman" w:cs="Times New Roman"/>
+                <w:b/>
+                <w:sz w:val="24"/>
+                <w:szCs w:val="24"/>
                 <w:lang w:eastAsia="zh-CN"/>
               </w:rPr>
-            </w:pPr>
-            <w:r>
-              <w:rPr>
-                <w:rFonts w:hint="eastAsia" w:ascii="Times New Roman" w:hAnsi="Times New Roman" w:eastAsia="微软雅黑" w:cs="微软雅黑"/>
-                <w:b/>
-                <w:sz w:val="28"/>
-                <w:szCs w:val="28"/>
-                <w:lang w:eastAsia="zh-CN"/>
-              </w:rPr>
-              <w:t>报告日期：</w:t>
+              <w:t>：</w:t>
             </w:r>
           </w:p>
         </w:tc>
         <w:tc>
           <w:tcPr>
-            <w:tcW w:w="1265" w:type="pct"/>
-            <w:tcBorders>
-              <w:tl2br w:val="nil"/>
-              <w:tr2bl w:val="nil"/>
-            </w:tcBorders>
+            <w:tcW w:w="3233" w:type="dxa"/>
             <w:vAlign w:val="center"/>
           </w:tcPr>
           <w:p>
             <w:pPr>
               <w:pStyle w:val="22"/>
-              <w:keepNext w:val="0"/>
-              <w:keepLines w:val="0"/>
-              <w:pageBreakBefore w:val="0"/>
-              <w:widowControl w:val="0"/>
-              <w:kinsoku/>
-              <w:wordWrap/>
-              <w:overflowPunct/>
-              <w:topLinePunct w:val="0"/>
-              <w:autoSpaceDE/>
-              <w:autoSpaceDN/>
-              <w:bidi w:val="0"/>
-              <w:adjustRightInd w:val="0"/>
-              <w:snapToGrid w:val="0"/>
-              <w:spacing w:after="0" w:line="240" w:lineRule="auto"/>
-              <w:ind w:right="17" w:firstLine="280" w:firstLineChars="100"/>
+              <w:spacing w:before="13"/>
+              <w:ind w:right="15"/>
               <w:jc w:val="both"/>
-              <w:textAlignment w:val="auto"/>
-              <w:rPr>
-                <w:rFonts w:hint="eastAsia" w:ascii="Times New Roman" w:hAnsi="Times New Roman" w:eastAsia="微软雅黑" w:cs="微软雅黑"/>
+              <w:rPr>
+                <w:rFonts w:hint="default" w:ascii="Times New Roman" w:hAnsi="Times New Roman" w:eastAsia="宋体" w:cs="Times New Roman"/>
                 <w:b/>
-                <w:sz w:val="28"/>
-                <w:szCs w:val="28"/>
+                <w:sz w:val="24"/>
+                <w:szCs w:val="24"/>
+                <w:lang w:val="en-US" w:eastAsia="zh-CN"/>
+              </w:rPr>
+            </w:pPr>
+            <w:r>
+              <w:rPr>
+                <w:rFonts w:hint="eastAsia" w:ascii="Times New Roman" w:hAnsi="Times New Roman" w:cs="Times New Roman"/>
+                <w:b w:val="0"/>
+                <w:bCs/>
+                <w:sz w:val="24"/>
+                <w:szCs w:val="24"/>
+                <w:lang w:val="en-US" w:eastAsia="zh-CN"/>
+              </w:rPr>
+              <w:t>临检所复核人，</w:t>
+            </w:r>
+          </w:p>
+        </w:tc>
+      </w:tr>
+      <w:tr>
+        <w:tblPrEx>
+          <w:tblCellMar>
+            <w:top w:w="0" w:type="dxa"/>
+            <w:left w:w="0" w:type="dxa"/>
+            <w:bottom w:w="0" w:type="dxa"/>
+            <w:right w:w="0" w:type="dxa"/>
+          </w:tblCellMar>
+        </w:tblPrEx>
+        <w:trPr>
+          <w:trHeight w:val="457" w:hRule="exact"/>
+          <w:jc w:val="right"/>
+        </w:trPr>
+        <w:tc>
+          <w:tcPr>
+            <w:tcW w:w="1068" w:type="dxa"/>
+            <w:vAlign w:val="center"/>
+          </w:tcPr>
+          <w:p>
+            <w:pPr>
+              <w:pStyle w:val="22"/>
+              <w:spacing w:line="341" w:lineRule="exact"/>
+              <w:ind w:left="13" w:right="165"/>
+              <w:jc w:val="both"/>
+              <w:rPr>
+                <w:rFonts w:ascii="Times New Roman" w:hAnsi="Times New Roman" w:cs="Times New Roman"/>
+                <w:b/>
+                <w:sz w:val="24"/>
+                <w:szCs w:val="24"/>
+              </w:rPr>
+            </w:pPr>
+            <w:r>
+              <w:rPr>
+                <w:rFonts w:ascii="Times New Roman" w:hAnsi="Times New Roman" w:cs="Times New Roman"/>
+                <w:b/>
+                <w:sz w:val="24"/>
+                <w:szCs w:val="24"/>
+              </w:rPr>
+              <w:t>日</w:t>
+            </w:r>
+            <w:r>
+              <w:rPr>
+                <w:rFonts w:ascii="Times New Roman" w:hAnsi="Times New Roman" w:cs="Times New Roman"/>
+                <w:b/>
+                <w:sz w:val="24"/>
+                <w:szCs w:val="24"/>
                 <w:lang w:eastAsia="zh-CN"/>
               </w:rPr>
+              <w:t xml:space="preserve">  </w:t>
+            </w:r>
+            <w:r>
+              <w:rPr>
+                <w:rFonts w:ascii="Times New Roman" w:hAnsi="Times New Roman" w:cs="Times New Roman"/>
+                <w:b/>
+                <w:sz w:val="24"/>
+                <w:szCs w:val="24"/>
+              </w:rPr>
+              <w:t>期：</w:t>
+            </w:r>
+          </w:p>
+        </w:tc>
+        <w:tc>
+          <w:tcPr>
+            <w:tcW w:w="2772" w:type="dxa"/>
+            <w:gridSpan w:val="2"/>
+            <w:vAlign w:val="center"/>
+          </w:tcPr>
+          <w:p>
+            <w:pPr>
+              <w:pStyle w:val="22"/>
+              <w:spacing w:line="363" w:lineRule="exact"/>
+              <w:jc w:val="both"/>
+              <w:rPr>
+                <w:rFonts w:ascii="Times New Roman" w:hAnsi="Times New Roman" w:cs="Times New Roman"/>
+                <w:sz w:val="24"/>
+                <w:szCs w:val="24"/>
+              </w:rPr>
             </w:pPr>
             <w:r>
               <w:rPr>
-                <w:rFonts w:hint="eastAsia" w:ascii="Times New Roman" w:hAnsi="Times New Roman" w:eastAsia="微软雅黑" w:cs="微软雅黑"/>
+                <w:rFonts w:ascii="Times New Roman" w:hAnsi="Times New Roman" w:cs="Times New Roman"/>
+                <w:kern w:val="2"/>
+                <w:sz w:val="24"/>
+                <w:szCs w:val="24"/>
+                <w:lang w:eastAsia="zh-CN"/>
+              </w:rPr>
+              <w:t>{{ reportdate }}</w:t>
+            </w:r>
+          </w:p>
+        </w:tc>
+        <w:tc>
+          <w:tcPr>
+            <w:tcW w:w="1018" w:type="dxa"/>
+            <w:vAlign w:val="center"/>
+          </w:tcPr>
+          <w:p>
+            <w:pPr>
+              <w:pStyle w:val="22"/>
+              <w:spacing w:line="341" w:lineRule="exact"/>
+              <w:jc w:val="both"/>
+              <w:rPr>
+                <w:rFonts w:ascii="Times New Roman" w:hAnsi="Times New Roman" w:cs="Times New Roman"/>
                 <w:b/>
-                <w:sz w:val="28"/>
-                <w:szCs w:val="28"/>
+                <w:sz w:val="24"/>
+                <w:szCs w:val="24"/>
+              </w:rPr>
+            </w:pPr>
+            <w:r>
+              <w:rPr>
+                <w:rFonts w:ascii="Times New Roman" w:hAnsi="Times New Roman" w:cs="Times New Roman"/>
+                <w:b/>
+                <w:sz w:val="24"/>
+                <w:szCs w:val="24"/>
+              </w:rPr>
+              <w:t>日</w:t>
+            </w:r>
+            <w:r>
+              <w:rPr>
+                <w:rFonts w:ascii="Times New Roman" w:hAnsi="Times New Roman" w:cs="Times New Roman"/>
+                <w:b/>
+                <w:sz w:val="24"/>
+                <w:szCs w:val="24"/>
                 <w:lang w:eastAsia="zh-CN"/>
               </w:rPr>
-              <w:t>{{reportdate}}</w:t>
+              <w:t xml:space="preserve">  </w:t>
+            </w:r>
+            <w:r>
+              <w:rPr>
+                <w:rFonts w:ascii="Times New Roman" w:hAnsi="Times New Roman" w:cs="Times New Roman"/>
+                <w:b/>
+                <w:sz w:val="24"/>
+                <w:szCs w:val="24"/>
+              </w:rPr>
+              <w:t>期：</w:t>
+            </w:r>
+          </w:p>
+        </w:tc>
+        <w:tc>
+          <w:tcPr>
+            <w:tcW w:w="3233" w:type="dxa"/>
+            <w:vAlign w:val="center"/>
+          </w:tcPr>
+          <w:p>
+            <w:pPr>
+              <w:pStyle w:val="22"/>
+              <w:spacing w:line="363" w:lineRule="exact"/>
+              <w:ind w:right="15"/>
+              <w:jc w:val="both"/>
+              <w:rPr>
+                <w:rFonts w:ascii="Times New Roman" w:hAnsi="Times New Roman" w:cs="Times New Roman"/>
+                <w:sz w:val="24"/>
+                <w:szCs w:val="24"/>
+              </w:rPr>
+            </w:pPr>
+            <w:r>
+              <w:rPr>
+                <w:rFonts w:ascii="Times New Roman" w:hAnsi="Times New Roman" w:cs="Times New Roman"/>
+                <w:kern w:val="2"/>
+                <w:sz w:val="24"/>
+                <w:szCs w:val="24"/>
+                <w:lang w:eastAsia="zh-CN"/>
+              </w:rPr>
+              <w:t>{{ reportdate }}</w:t>
             </w:r>
           </w:p>
         </w:tc>
       </w:tr>
     </w:tbl>
     <w:p>
-      <w:bookmarkStart w:id="9" w:name="_GoBack"/>
-      <w:bookmarkEnd w:id="9"/>
+      <w:pPr>
+        <w:spacing w:line="400" w:lineRule="exact"/>
+        <w:rPr>
+          <w:rFonts w:hint="eastAsia" w:eastAsia="宋体"/>
+          <w:sz w:val="22"/>
+          <w:lang w:eastAsia="zh-CN"/>
+        </w:rPr>
+      </w:pPr>
+      <w:r>
+        <w:rPr>
+          <w:rFonts w:hint="eastAsia" w:ascii="Times New Roman" w:hAnsi="Times New Roman" w:eastAsia="微软雅黑" w:cs="Times New Roman"/>
+          <w:sz w:val="24"/>
+          <w:szCs w:val="24"/>
+          <w:lang w:eastAsia="zh-CN"/>
+        </w:rPr>
+        <w:t>{% endif %}</w:t>
+      </w:r>
+    </w:p>
+    <w:p>
       <w:r>
         <w:br w:type="page"/>
       </w:r>
@@ -3735,15 +4474,15 @@
           </w14:shadow>
         </w:rPr>
       </w:pPr>
-      <w:bookmarkStart w:id="0" w:name="_Toc22658"/>
-      <w:bookmarkStart w:id="1" w:name="_Toc13196_WPSOffice_Level1"/>
-      <w:bookmarkStart w:id="2" w:name="_Toc2409"/>
-      <w:bookmarkStart w:id="3" w:name="_Toc27302"/>
-      <w:bookmarkStart w:id="4" w:name="_Toc1707_WPSOffice_Level1"/>
-      <w:bookmarkStart w:id="5" w:name="_Toc12505"/>
+      <w:bookmarkStart w:id="0" w:name="_Toc28240"/>
+      <w:bookmarkStart w:id="1" w:name="_Toc27302"/>
+      <w:bookmarkStart w:id="2" w:name="_Toc22658"/>
+      <w:bookmarkStart w:id="3" w:name="_Toc12505"/>
+      <w:bookmarkStart w:id="4" w:name="_Toc16594"/>
+      <w:bookmarkStart w:id="5" w:name="_Toc2409"/>
       <w:bookmarkStart w:id="6" w:name="_Toc21764_WPSOffice_Level1"/>
-      <w:bookmarkStart w:id="7" w:name="_Toc28240"/>
-      <w:bookmarkStart w:id="8" w:name="_Toc16594"/>
+      <w:bookmarkStart w:id="7" w:name="_Toc13196_WPSOffice_Level1"/>
+      <w:bookmarkStart w:id="8" w:name="_Toc1707_WPSOffice_Level1"/>
       <w:r>
         <w:rPr>
           <w:rFonts w:ascii="Times New Roman" w:hAnsi="Times New Roman" w:eastAsia="微软雅黑" w:cs="黑体"/>
@@ -6168,7 +6907,7 @@
                     </pic:cNvPicPr>
                   </pic:nvPicPr>
                   <pic:blipFill>
-                    <a:blip r:embed="rId10"/>
+                    <a:blip r:embed="rId11"/>
                     <a:stretch>
                       <a:fillRect/>
                     </a:stretch>

--- a/WebContent/docx/EGFR_18-21外显子基因检测报告模板-武汉平安好医.docx
+++ b/WebContent/docx/EGFR_18-21外显子基因检测报告模板-武汉平安好医.docx
@@ -3382,15 +3382,15 @@
               <wp:anchor distT="0" distB="0" distL="114300" distR="114300" simplePos="0" relativeHeight="251665408" behindDoc="0" locked="0" layoutInCell="1" allowOverlap="1">
                 <wp:simplePos x="0" y="0"/>
                 <wp:positionH relativeFrom="column">
-                  <wp:posOffset>2632075</wp:posOffset>
+                  <wp:posOffset>2782570</wp:posOffset>
                 </wp:positionH>
                 <wp:positionV relativeFrom="paragraph">
-                  <wp:posOffset>86360</wp:posOffset>
+                  <wp:posOffset>52070</wp:posOffset>
                 </wp:positionV>
-                <wp:extent cx="3352800" cy="452755"/>
-                <wp:effectExtent l="0" t="0" r="0" b="0"/>
+                <wp:extent cx="2735580" cy="452755"/>
+                <wp:effectExtent l="0" t="0" r="0" b="4445"/>
                 <wp:wrapNone/>
-                <wp:docPr id="27" name="组合 27"/>
+                <wp:docPr id="9" name="组合 9"/>
                 <wp:cNvGraphicFramePr/>
                 <a:graphic xmlns:a="http://schemas.openxmlformats.org/drawingml/2006/main">
                   <a:graphicData uri="http://schemas.microsoft.com/office/word/2010/wordprocessingGroup">
@@ -3399,14 +3399,14 @@
                       <wpg:grpSpPr>
                         <a:xfrm>
                           <a:off x="0" y="0"/>
-                          <a:ext cx="3352800" cy="452755"/>
-                          <a:chOff x="19211" y="19467"/>
-                          <a:chExt cx="5280" cy="713"/>
+                          <a:ext cx="2735580" cy="452755"/>
+                          <a:chOff x="19211" y="19395"/>
+                          <a:chExt cx="4308" cy="713"/>
                         </a:xfrm>
                       </wpg:grpSpPr>
                       <pic:pic xmlns:pic="http://schemas.openxmlformats.org/drawingml/2006/picture">
                         <pic:nvPicPr>
-                          <pic:cNvPr id="22" name="图片 6" descr="蔡冬雪"/>
+                          <pic:cNvPr id="16" name="图片 6" descr="蔡冬雪"/>
                           <pic:cNvPicPr>
                             <a:picLocks noChangeAspect="1"/>
                           </pic:cNvPicPr>
@@ -3444,7 +3444,7 @@
                       </pic:pic>
                       <pic:pic xmlns:pic="http://schemas.openxmlformats.org/drawingml/2006/picture">
                         <pic:nvPicPr>
-                          <pic:cNvPr id="26" name="图片 4" descr="王建丽"/>
+                          <pic:cNvPr id="12" name="图片 4" descr="王建丽"/>
                           <pic:cNvPicPr>
                             <a:picLocks noChangeAspect="1"/>
                           </pic:cNvPicPr>
@@ -3471,7 +3471,7 @@
                         </pic:blipFill>
                         <pic:spPr>
                           <a:xfrm>
-                            <a:off x="23233" y="19467"/>
+                            <a:off x="22261" y="19395"/>
                             <a:ext cx="1258" cy="713"/>
                           </a:xfrm>
                           <a:prstGeom prst="rect">
@@ -3487,15 +3487,15 @@
           </mc:Choice>
           <mc:Fallback>
             <w:pict>
-              <v:group id="_x0000_s1026" o:spid="_x0000_s1026" o:spt="203" style="position:absolute;left:0pt;margin-left:207.25pt;margin-top:6.8pt;height:35.65pt;width:264pt;z-index:251665408;mso-width-relative:page;mso-height-relative:page;" coordorigin="19211,19467" coordsize="5280,713" o:gfxdata="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">
+              <v:group id="_x0000_s1026" o:spid="_x0000_s1026" o:spt="203" style="position:absolute;left:0pt;margin-left:219.1pt;margin-top:4.1pt;height:35.65pt;width:215.4pt;z-index:251665408;mso-width-relative:page;mso-height-relative:page;" coordorigin="19211,19395" coordsize="4308,713" o:gfxdata="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">
                 <o:lock v:ext="edit" aspectratio="f"/>
-                <v:shape id="图片 6" o:spid="_x0000_s1026" o:spt="75" alt="蔡冬雪" type="#_x0000_t75" style="position:absolute;left:19211;top:19491;height:566;width:1261;" filled="f" o:preferrelative="t" stroked="f" coordsize="21600,21600" o:gfxdata="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">
+                <v:shape id="图片 6" o:spid="_x0000_s1026" o:spt="75" alt="蔡冬雪" type="#_x0000_t75" style="position:absolute;left:19211;top:19491;height:566;width:1261;" filled="f" o:preferrelative="t" stroked="f" coordsize="21600,21600" o:gfxdata="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">
                   <v:fill on="f" focussize="0,0"/>
                   <v:stroke on="f"/>
                   <v:imagedata r:id="rId8" cropleft="12226f" croptop="21838f" cropright="12384f" cropbottom="17497f" chromakey="#FFFFFF" o:title=""/>
                   <o:lock v:ext="edit" aspectratio="t"/>
                 </v:shape>
-                <v:shape id="图片 4" o:spid="_x0000_s1026" o:spt="75" alt="王建丽" type="#_x0000_t75" style="position:absolute;left:23233;top:19467;height:713;width:1258;" filled="f" o:preferrelative="t" stroked="f" coordsize="21600,21600" o:gfxdata="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">
+                <v:shape id="图片 4" o:spid="_x0000_s1026" o:spt="75" alt="王建丽" type="#_x0000_t75" style="position:absolute;left:22261;top:19395;height:713;width:1258;" filled="f" o:preferrelative="t" stroked="f" coordsize="21600,21600" o:gfxdata="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">
                   <v:fill on="f" focussize="0,0"/>
                   <v:stroke on="f"/>
                   <v:imagedata r:id="rId9" chromakey="#FFFFFF" o:title=""/>
@@ -3510,7 +3510,7 @@
     <w:tbl>
       <w:tblPr>
         <w:tblStyle w:val="33"/>
-        <w:tblW w:w="8091" w:type="dxa"/>
+        <w:tblW w:w="6772" w:type="dxa"/>
         <w:jc w:val="right"/>
         <w:tblLayout w:type="fixed"/>
         <w:tblCellMar>
@@ -3521,11 +3521,10 @@
         </w:tblCellMar>
       </w:tblPr>
       <w:tblGrid>
-        <w:gridCol w:w="1068"/>
-        <w:gridCol w:w="1386"/>
-        <w:gridCol w:w="1386"/>
-        <w:gridCol w:w="1018"/>
-        <w:gridCol w:w="3233"/>
+        <w:gridCol w:w="1272"/>
+        <w:gridCol w:w="2040"/>
+        <w:gridCol w:w="1166"/>
+        <w:gridCol w:w="2294"/>
       </w:tblGrid>
       <w:tr>
         <w:tblPrEx>
@@ -3542,7 +3541,7 @@
         </w:trPr>
         <w:tc>
           <w:tcPr>
-            <w:tcW w:w="1068" w:type="dxa"/>
+            <w:tcW w:w="1272" w:type="dxa"/>
             <w:vAlign w:val="center"/>
           </w:tcPr>
           <w:p>
@@ -3571,7 +3570,7 @@
         </w:tc>
         <w:tc>
           <w:tcPr>
-            <w:tcW w:w="1386" w:type="dxa"/>
+            <w:tcW w:w="2040" w:type="dxa"/>
             <w:vAlign w:val="center"/>
           </w:tcPr>
           <w:p>
@@ -3586,22 +3585,11 @@
                 <w:szCs w:val="24"/>
               </w:rPr>
             </w:pPr>
-            <w:r>
-              <w:rPr>
-                <w:rFonts w:hint="eastAsia" w:ascii="Times New Roman" w:hAnsi="Times New Roman" w:cs="Times New Roman"/>
-                <w:b w:val="0"/>
-                <w:bCs/>
-                <w:sz w:val="24"/>
-                <w:szCs w:val="24"/>
-                <w:lang w:val="en-US" w:eastAsia="zh-CN"/>
-              </w:rPr>
-              <w:t>临检检测人，</w:t>
-            </w:r>
           </w:p>
         </w:tc>
         <w:tc>
           <w:tcPr>
-            <w:tcW w:w="1386" w:type="dxa"/>
+            <w:tcW w:w="1166" w:type="dxa"/>
             <w:vAlign w:val="center"/>
           </w:tcPr>
           <w:p>
@@ -3610,27 +3598,6 @@
               <w:spacing w:before="13"/>
               <w:jc w:val="both"/>
               <w:rPr>
-                <w:rFonts w:hint="eastAsia" w:ascii="Times New Roman" w:hAnsi="Times New Roman" w:cs="Times New Roman"/>
-                <w:b w:val="0"/>
-                <w:bCs/>
-                <w:sz w:val="24"/>
-                <w:szCs w:val="24"/>
-                <w:lang w:val="en-US" w:eastAsia="zh-CN"/>
-              </w:rPr>
-            </w:pPr>
-          </w:p>
-        </w:tc>
-        <w:tc>
-          <w:tcPr>
-            <w:tcW w:w="1018" w:type="dxa"/>
-            <w:vAlign w:val="center"/>
-          </w:tcPr>
-          <w:p>
-            <w:pPr>
-              <w:pStyle w:val="22"/>
-              <w:spacing w:before="13"/>
-              <w:jc w:val="both"/>
-              <w:rPr>
                 <w:rFonts w:ascii="Times New Roman" w:hAnsi="Times New Roman" w:cs="Times New Roman"/>
                 <w:b/>
                 <w:sz w:val="24"/>
@@ -3660,7 +3627,7 @@
         </w:tc>
         <w:tc>
           <w:tcPr>
-            <w:tcW w:w="3233" w:type="dxa"/>
+            <w:tcW w:w="2294" w:type="dxa"/>
             <w:vAlign w:val="center"/>
           </w:tcPr>
           <w:p>
@@ -3670,24 +3637,12 @@
               <w:ind w:right="15"/>
               <w:jc w:val="both"/>
               <w:rPr>
-                <w:rFonts w:hint="default" w:ascii="Times New Roman" w:hAnsi="Times New Roman" w:eastAsia="宋体" w:cs="Times New Roman"/>
+                <w:rFonts w:ascii="Times New Roman" w:hAnsi="Times New Roman" w:cs="Times New Roman"/>
                 <w:b/>
                 <w:sz w:val="24"/>
                 <w:szCs w:val="24"/>
-                <w:lang w:val="en-US" w:eastAsia="zh-CN"/>
               </w:rPr>
             </w:pPr>
-            <w:r>
-              <w:rPr>
-                <w:rFonts w:hint="eastAsia" w:ascii="Times New Roman" w:hAnsi="Times New Roman" w:cs="Times New Roman"/>
-                <w:b w:val="0"/>
-                <w:bCs/>
-                <w:sz w:val="24"/>
-                <w:szCs w:val="24"/>
-                <w:lang w:val="en-US" w:eastAsia="zh-CN"/>
-              </w:rPr>
-              <w:t>临检所复核人，</w:t>
-            </w:r>
           </w:p>
         </w:tc>
       </w:tr>
@@ -3706,7 +3661,7 @@
         </w:trPr>
         <w:tc>
           <w:tcPr>
-            <w:tcW w:w="1068" w:type="dxa"/>
+            <w:tcW w:w="1272" w:type="dxa"/>
             <w:vAlign w:val="center"/>
           </w:tcPr>
           <w:p>
@@ -3754,8 +3709,7 @@
         </w:tc>
         <w:tc>
           <w:tcPr>
-            <w:tcW w:w="2772" w:type="dxa"/>
-            <w:gridSpan w:val="2"/>
+            <w:tcW w:w="2040" w:type="dxa"/>
             <w:vAlign w:val="center"/>
           </w:tcPr>
           <w:p>
@@ -3783,7 +3737,7 @@
         </w:tc>
         <w:tc>
           <w:tcPr>
-            <w:tcW w:w="1018" w:type="dxa"/>
+            <w:tcW w:w="1166" w:type="dxa"/>
             <w:vAlign w:val="center"/>
           </w:tcPr>
           <w:p>
@@ -3830,7 +3784,7 @@
         </w:tc>
         <w:tc>
           <w:tcPr>
-            <w:tcW w:w="3233" w:type="dxa"/>
+            <w:tcW w:w="2294" w:type="dxa"/>
             <w:vAlign w:val="center"/>
           </w:tcPr>
           <w:p>
@@ -3926,9 +3880,8 @@
     <w:p>
       <w:pPr>
         <w:rPr>
-          <w:rFonts w:hint="default"/>
           <w:sz w:val="24"/>
-          <w:lang w:val="en-US" w:eastAsia="zh-CN"/>
+          <w:lang w:eastAsia="zh-CN"/>
         </w:rPr>
       </w:pPr>
       <w:bookmarkStart w:id="9" w:name="_GoBack"/>
@@ -3943,15 +3896,15 @@
               <wp:anchor distT="0" distB="0" distL="114300" distR="114300" simplePos="0" relativeHeight="251666432" behindDoc="0" locked="0" layoutInCell="1" allowOverlap="1">
                 <wp:simplePos x="0" y="0"/>
                 <wp:positionH relativeFrom="column">
-                  <wp:posOffset>2592070</wp:posOffset>
+                  <wp:posOffset>2774950</wp:posOffset>
                 </wp:positionH>
                 <wp:positionV relativeFrom="paragraph">
-                  <wp:posOffset>31750</wp:posOffset>
+                  <wp:posOffset>76200</wp:posOffset>
                 </wp:positionV>
-                <wp:extent cx="3468370" cy="594995"/>
+                <wp:extent cx="2927350" cy="572135"/>
                 <wp:effectExtent l="0" t="0" r="0" b="0"/>
                 <wp:wrapNone/>
-                <wp:docPr id="29" name="组合 29"/>
+                <wp:docPr id="14" name="组合 14"/>
                 <wp:cNvGraphicFramePr/>
                 <a:graphic xmlns:a="http://schemas.openxmlformats.org/drawingml/2006/main">
                   <a:graphicData uri="http://schemas.microsoft.com/office/word/2010/wordprocessingGroup">
@@ -3960,9 +3913,9 @@
                       <wpg:grpSpPr>
                         <a:xfrm>
                           <a:off x="0" y="0"/>
-                          <a:ext cx="3468370" cy="594995"/>
-                          <a:chOff x="19283" y="21239"/>
-                          <a:chExt cx="5462" cy="937"/>
+                          <a:ext cx="2927350" cy="572135"/>
+                          <a:chOff x="19199" y="21203"/>
+                          <a:chExt cx="4610" cy="901"/>
                         </a:xfrm>
                       </wpg:grpSpPr>
                       <pic:pic xmlns:pic="http://schemas.openxmlformats.org/drawingml/2006/picture">
@@ -3995,7 +3948,7 @@
                         </pic:blipFill>
                         <pic:spPr>
                           <a:xfrm>
-                            <a:off x="19283" y="21275"/>
+                            <a:off x="19199" y="21203"/>
                             <a:ext cx="1672" cy="901"/>
                           </a:xfrm>
                           <a:prstGeom prst="rect">
@@ -4036,7 +3989,7 @@
                         </pic:blipFill>
                         <pic:spPr>
                           <a:xfrm>
-                            <a:off x="23257" y="21239"/>
+                            <a:off x="22321" y="21215"/>
                             <a:ext cx="1488" cy="842"/>
                           </a:xfrm>
                           <a:prstGeom prst="rect">
@@ -4052,15 +4005,15 @@
           </mc:Choice>
           <mc:Fallback>
             <w:pict>
-              <v:group id="_x0000_s1026" o:spid="_x0000_s1026" o:spt="203" style="position:absolute;left:0pt;margin-left:204.1pt;margin-top:2.5pt;height:46.85pt;width:273.1pt;z-index:251666432;mso-width-relative:page;mso-height-relative:page;" coordorigin="19283,21239" coordsize="5462,937" o:gfxdata="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">
+              <v:group id="_x0000_s1026" o:spid="_x0000_s1026" o:spt="203" style="position:absolute;left:0pt;margin-left:218.5pt;margin-top:6pt;height:45.05pt;width:230.5pt;z-index:251666432;mso-width-relative:page;mso-height-relative:page;" coordorigin="19199,21203" coordsize="4610,901" o:gfxdata="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">
                 <o:lock v:ext="edit" aspectratio="f"/>
-                <v:shape id="图片 1" o:spid="_x0000_s1026" o:spt="75" type="#_x0000_t75" style="position:absolute;left:19283;top:21275;height:901;width:1672;" filled="f" o:preferrelative="t" stroked="f" coordsize="21600,21600" o:gfxdata="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">
+                <v:shape id="图片 1" o:spid="_x0000_s1026" o:spt="75" type="#_x0000_t75" style="position:absolute;left:19199;top:21203;height:901;width:1672;" filled="f" o:preferrelative="t" stroked="f" coordsize="21600,21600" o:gfxdata="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">
                   <v:fill on="f" focussize="0,0"/>
                   <v:stroke on="f"/>
                   <v:imagedata r:id="rId10" cropleft="7158f" croptop="7646f" chromakey="#FFFFFF" o:title=""/>
                   <o:lock v:ext="edit" aspectratio="t"/>
                 </v:shape>
-                <v:shape id="图片 11" o:spid="_x0000_s1026" o:spt="75" alt="王建丽" type="#_x0000_t75" style="position:absolute;left:23257;top:21239;height:842;width:1488;" filled="f" o:preferrelative="t" stroked="f" coordsize="21600,21600" o:gfxdata="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">
+                <v:shape id="图片 11" o:spid="_x0000_s1026" o:spt="75" alt="王建丽" type="#_x0000_t75" style="position:absolute;left:22321;top:21215;height:842;width:1488;" filled="f" o:preferrelative="t" stroked="f" coordsize="21600,21600" o:gfxdata="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">
                   <v:fill on="f" focussize="0,0"/>
                   <v:stroke on="f"/>
                   <v:imagedata r:id="rId9" chromakey="#FFFFFF" o:title=""/>
@@ -4075,7 +4028,7 @@
     <w:tbl>
       <w:tblPr>
         <w:tblStyle w:val="33"/>
-        <w:tblW w:w="8091" w:type="dxa"/>
+        <w:tblW w:w="6772" w:type="dxa"/>
         <w:jc w:val="right"/>
         <w:tblLayout w:type="fixed"/>
         <w:tblCellMar>
@@ -4086,11 +4039,10 @@
         </w:tblCellMar>
       </w:tblPr>
       <w:tblGrid>
-        <w:gridCol w:w="1068"/>
-        <w:gridCol w:w="1386"/>
-        <w:gridCol w:w="1386"/>
-        <w:gridCol w:w="1018"/>
-        <w:gridCol w:w="3233"/>
+        <w:gridCol w:w="1272"/>
+        <w:gridCol w:w="2040"/>
+        <w:gridCol w:w="1166"/>
+        <w:gridCol w:w="2294"/>
       </w:tblGrid>
       <w:tr>
         <w:tblPrEx>
@@ -4107,7 +4059,7 @@
         </w:trPr>
         <w:tc>
           <w:tcPr>
-            <w:tcW w:w="1068" w:type="dxa"/>
+            <w:tcW w:w="1272" w:type="dxa"/>
             <w:vAlign w:val="center"/>
           </w:tcPr>
           <w:p>
@@ -4136,7 +4088,7 @@
         </w:tc>
         <w:tc>
           <w:tcPr>
-            <w:tcW w:w="1386" w:type="dxa"/>
+            <w:tcW w:w="2040" w:type="dxa"/>
             <w:vAlign w:val="center"/>
           </w:tcPr>
           <w:p>
@@ -4151,22 +4103,11 @@
                 <w:szCs w:val="24"/>
               </w:rPr>
             </w:pPr>
-            <w:r>
-              <w:rPr>
-                <w:rFonts w:hint="eastAsia" w:ascii="Times New Roman" w:hAnsi="Times New Roman" w:cs="Times New Roman"/>
-                <w:b w:val="0"/>
-                <w:bCs/>
-                <w:sz w:val="24"/>
-                <w:szCs w:val="24"/>
-                <w:lang w:val="en-US" w:eastAsia="zh-CN"/>
-              </w:rPr>
-              <w:t>临检检测人，</w:t>
-            </w:r>
           </w:p>
         </w:tc>
         <w:tc>
           <w:tcPr>
-            <w:tcW w:w="1386" w:type="dxa"/>
+            <w:tcW w:w="1166" w:type="dxa"/>
             <w:vAlign w:val="center"/>
           </w:tcPr>
           <w:p>
@@ -4175,27 +4116,6 @@
               <w:spacing w:before="13"/>
               <w:jc w:val="both"/>
               <w:rPr>
-                <w:rFonts w:hint="eastAsia" w:ascii="Times New Roman" w:hAnsi="Times New Roman" w:cs="Times New Roman"/>
-                <w:b w:val="0"/>
-                <w:bCs/>
-                <w:sz w:val="24"/>
-                <w:szCs w:val="24"/>
-                <w:lang w:val="en-US" w:eastAsia="zh-CN"/>
-              </w:rPr>
-            </w:pPr>
-          </w:p>
-        </w:tc>
-        <w:tc>
-          <w:tcPr>
-            <w:tcW w:w="1018" w:type="dxa"/>
-            <w:vAlign w:val="center"/>
-          </w:tcPr>
-          <w:p>
-            <w:pPr>
-              <w:pStyle w:val="22"/>
-              <w:spacing w:before="13"/>
-              <w:jc w:val="both"/>
-              <w:rPr>
                 <w:rFonts w:ascii="Times New Roman" w:hAnsi="Times New Roman" w:cs="Times New Roman"/>
                 <w:b/>
                 <w:sz w:val="24"/>
@@ -4225,7 +4145,7 @@
         </w:tc>
         <w:tc>
           <w:tcPr>
-            <w:tcW w:w="3233" w:type="dxa"/>
+            <w:tcW w:w="2294" w:type="dxa"/>
             <w:vAlign w:val="center"/>
           </w:tcPr>
           <w:p>
@@ -4235,24 +4155,12 @@
               <w:ind w:right="15"/>
               <w:jc w:val="both"/>
               <w:rPr>
-                <w:rFonts w:hint="default" w:ascii="Times New Roman" w:hAnsi="Times New Roman" w:eastAsia="宋体" w:cs="Times New Roman"/>
+                <w:rFonts w:ascii="Times New Roman" w:hAnsi="Times New Roman" w:cs="Times New Roman"/>
                 <w:b/>
                 <w:sz w:val="24"/>
                 <w:szCs w:val="24"/>
-                <w:lang w:val="en-US" w:eastAsia="zh-CN"/>
               </w:rPr>
             </w:pPr>
-            <w:r>
-              <w:rPr>
-                <w:rFonts w:hint="eastAsia" w:ascii="Times New Roman" w:hAnsi="Times New Roman" w:cs="Times New Roman"/>
-                <w:b w:val="0"/>
-                <w:bCs/>
-                <w:sz w:val="24"/>
-                <w:szCs w:val="24"/>
-                <w:lang w:val="en-US" w:eastAsia="zh-CN"/>
-              </w:rPr>
-              <w:t>临检所复核人，</w:t>
-            </w:r>
           </w:p>
         </w:tc>
       </w:tr>
@@ -4271,7 +4179,7 @@
         </w:trPr>
         <w:tc>
           <w:tcPr>
-            <w:tcW w:w="1068" w:type="dxa"/>
+            <w:tcW w:w="1272" w:type="dxa"/>
             <w:vAlign w:val="center"/>
           </w:tcPr>
           <w:p>
@@ -4319,8 +4227,7 @@
         </w:tc>
         <w:tc>
           <w:tcPr>
-            <w:tcW w:w="2772" w:type="dxa"/>
-            <w:gridSpan w:val="2"/>
+            <w:tcW w:w="2040" w:type="dxa"/>
             <w:vAlign w:val="center"/>
           </w:tcPr>
           <w:p>
@@ -4348,7 +4255,7 @@
         </w:tc>
         <w:tc>
           <w:tcPr>
-            <w:tcW w:w="1018" w:type="dxa"/>
+            <w:tcW w:w="1166" w:type="dxa"/>
             <w:vAlign w:val="center"/>
           </w:tcPr>
           <w:p>
@@ -4395,7 +4302,7 @@
         </w:tc>
         <w:tc>
           <w:tcPr>
-            <w:tcW w:w="3233" w:type="dxa"/>
+            <w:tcW w:w="2294" w:type="dxa"/>
             <w:vAlign w:val="center"/>
           </w:tcPr>
           <w:p>
@@ -4474,15 +4381,15 @@
           </w14:shadow>
         </w:rPr>
       </w:pPr>
-      <w:bookmarkStart w:id="0" w:name="_Toc28240"/>
-      <w:bookmarkStart w:id="1" w:name="_Toc27302"/>
-      <w:bookmarkStart w:id="2" w:name="_Toc22658"/>
-      <w:bookmarkStart w:id="3" w:name="_Toc12505"/>
-      <w:bookmarkStart w:id="4" w:name="_Toc16594"/>
-      <w:bookmarkStart w:id="5" w:name="_Toc2409"/>
-      <w:bookmarkStart w:id="6" w:name="_Toc21764_WPSOffice_Level1"/>
-      <w:bookmarkStart w:id="7" w:name="_Toc13196_WPSOffice_Level1"/>
-      <w:bookmarkStart w:id="8" w:name="_Toc1707_WPSOffice_Level1"/>
+      <w:bookmarkStart w:id="0" w:name="_Toc16594"/>
+      <w:bookmarkStart w:id="1" w:name="_Toc12505"/>
+      <w:bookmarkStart w:id="2" w:name="_Toc2409"/>
+      <w:bookmarkStart w:id="3" w:name="_Toc21764_WPSOffice_Level1"/>
+      <w:bookmarkStart w:id="4" w:name="_Toc1707_WPSOffice_Level1"/>
+      <w:bookmarkStart w:id="5" w:name="_Toc28240"/>
+      <w:bookmarkStart w:id="6" w:name="_Toc13196_WPSOffice_Level1"/>
+      <w:bookmarkStart w:id="7" w:name="_Toc27302"/>
+      <w:bookmarkStart w:id="8" w:name="_Toc22658"/>
       <w:r>
         <w:rPr>
           <w:rFonts w:ascii="Times New Roman" w:hAnsi="Times New Roman" w:eastAsia="微软雅黑" w:cs="黑体"/>
